--- a/flow/20230914_vu_template/drafts/2024-06-u/03-ПН-Лукиліяна-Віддання Вознесіння.docx
+++ b/flow/20230914_vu_template/drafts/2024-06-u/03-ПН-Лукиліяна-Віддання Вознесіння.docx
@@ -3590,6 +3590,11 @@
       </w:r>
     </w:p>
     <w:p>
+      <w:r>
+        <w:t>БОГОРОДИЧНИЙ</w:t>
+      </w:r>
+    </w:p>
+    <w:p>
       <w:pPr>
         <w:pStyle w:val="2"/>
         <w:spacing w:before="0" w:after="120"/>
@@ -3848,6 +3853,17 @@
     </w:p>
     <w:p>
       <w:pPr>
+        <w:spacing w:after="120"/>
+        <w:jc w:val="both"/>
+        <w:rPr>
+          <w:rFonts w:ascii="Times New Roman" w:hAnsi="Times New Roman"/>
+          <w:sz w:val="24"/>
+          <w:szCs w:val="24"/>
+        </w:rPr>
+      </w:pPr>
+    </w:p>
+    <w:p>
+      <w:pPr>
         <w:pStyle w:val="3"/>
         <w:spacing w:before="0" w:after="120"/>
         <w:jc w:val="center"/>
@@ -4068,6 +4084,17 @@
     </w:p>
     <w:p>
       <w:pPr>
+        <w:spacing w:after="120"/>
+        <w:jc w:val="both"/>
+        <w:rPr>
+          <w:rFonts w:ascii="Times New Roman" w:hAnsi="Times New Roman"/>
+          <w:sz w:val="24"/>
+          <w:szCs w:val="24"/>
+        </w:rPr>
+      </w:pPr>
+    </w:p>
+    <w:p>
+      <w:pPr>
         <w:pStyle w:val="3"/>
         <w:spacing w:before="0" w:after="120"/>
         <w:jc w:val="center"/>
@@ -5002,6 +5029,76 @@
     </w:p>
     <w:p>
       <w:pPr>
+        <w:spacing w:after="120"/>
+        <w:jc w:val="both"/>
+        <w:rPr>
+          <w:rFonts w:ascii="Times New Roman" w:hAnsi="Times New Roman"/>
+          <w:color w:val="000000"/>
+          <w:sz w:val="24"/>
+          <w:szCs w:val="24"/>
+        </w:rPr>
+      </w:pPr>
+      <w:r>
+        <w:rPr>
+          <w:rFonts w:ascii="Times New Roman" w:hAnsi="Times New Roman"/>
+          <w:b/>
+          <w:color w:val="000000"/>
+          <w:sz w:val="24"/>
+          <w:szCs w:val="24"/>
+        </w:rPr>
+        <w:t>Слава і нині</w:t>
+      </w:r>
+      <w:r>
+        <w:rPr>
+          <w:rFonts w:ascii="Times New Roman" w:hAnsi="Times New Roman"/>
+          <w:color w:val="000000"/>
+          <w:sz w:val="24"/>
+          <w:szCs w:val="24"/>
+        </w:rPr>
+        <w:t> </w:t>
+      </w:r>
+      <w:r>
+        <w:rPr>
+          <w:rFonts w:ascii="Times New Roman" w:hAnsi="Times New Roman"/>
+          <w:i/>
+          <w:color w:val="FF0000"/>
+          <w:sz w:val="24"/>
+          <w:szCs w:val="24"/>
+        </w:rPr>
+        <w:t>(г. 6):</w:t>
+      </w:r>
+      <w:r>
+        <w:rPr>
+          <w:rFonts w:ascii="Times New Roman" w:hAnsi="Times New Roman"/>
+          <w:color w:val="000000"/>
+          <w:sz w:val="24"/>
+          <w:szCs w:val="24"/>
+        </w:rPr>
+        <w:t xml:space="preserve"> У половині між празником твого Воскресіння, Христе,* та Зісланням твого божественного Свят</w:t>
+      </w:r>
+      <w:r>
+        <w:rPr>
+          <w:rFonts w:ascii="Times New Roman" w:hAnsi="Times New Roman"/>
+          <w:color w:val="000000"/>
+          <w:sz w:val="24"/>
+          <w:szCs w:val="24"/>
+        </w:rPr>
+        <w:t>ого Духа,* ми зійшлися і оспівуємо таїнства твоїх чудес* Тому пошли нам у ньому велику милість.</w:t>
+      </w:r>
+    </w:p>
+    <w:p>
+      <w:pPr>
+        <w:spacing w:after="120"/>
+        <w:jc w:val="both"/>
+        <w:rPr>
+          <w:rFonts w:ascii="Times New Roman" w:hAnsi="Times New Roman"/>
+          <w:sz w:val="24"/>
+          <w:szCs w:val="24"/>
+        </w:rPr>
+      </w:pPr>
+    </w:p>
+    <w:p>
+      <w:pPr>
         <w:pStyle w:val="3"/>
         <w:spacing w:before="0" w:after="120"/>
         <w:jc w:val="center"/>
@@ -5144,6 +5241,25 @@
           <w:sz w:val="24"/>
           <w:szCs w:val="24"/>
         </w:rPr>
+        <w:t>Слава Отцю, і Сину, і Святому Духові,* і нині і повсякчас, і на віки віків. Амінь.</w:t>
+      </w:r>
+    </w:p>
+    <w:p>
+      <w:pPr>
+        <w:spacing w:after="120"/>
+        <w:jc w:val="both"/>
+        <w:rPr>
+          <w:rFonts w:ascii="Times New Roman" w:hAnsi="Times New Roman"/>
+          <w:sz w:val="24"/>
+          <w:szCs w:val="24"/>
+        </w:rPr>
+      </w:pPr>
+      <w:r>
+        <w:rPr>
+          <w:rFonts w:ascii="Times New Roman" w:hAnsi="Times New Roman"/>
+          <w:sz w:val="24"/>
+          <w:szCs w:val="24"/>
+        </w:rPr>
         <w:t xml:space="preserve">Пресвята Тройце, помилуй нас;* Господи, очисти </w:t>
       </w:r>
       <w:r>
@@ -5200,6 +5316,44 @@
           <w:sz w:val="24"/>
           <w:szCs w:val="24"/>
         </w:rPr>
+        <w:t>Слава Отцю, і Сину, і Святому Духові.</w:t>
+      </w:r>
+    </w:p>
+    <w:p>
+      <w:pPr>
+        <w:spacing w:after="120"/>
+        <w:jc w:val="both"/>
+        <w:rPr>
+          <w:rFonts w:ascii="Times New Roman" w:hAnsi="Times New Roman"/>
+          <w:sz w:val="24"/>
+          <w:szCs w:val="24"/>
+        </w:rPr>
+      </w:pPr>
+      <w:r>
+        <w:rPr>
+          <w:rFonts w:ascii="Times New Roman" w:hAnsi="Times New Roman"/>
+          <w:sz w:val="24"/>
+          <w:szCs w:val="24"/>
+        </w:rPr>
+        <w:t>І нині і повсякчас, і на віки віків. Амінь.</w:t>
+      </w:r>
+    </w:p>
+    <w:p>
+      <w:pPr>
+        <w:spacing w:after="120"/>
+        <w:jc w:val="both"/>
+        <w:rPr>
+          <w:rFonts w:ascii="Times New Roman" w:hAnsi="Times New Roman"/>
+          <w:sz w:val="24"/>
+          <w:szCs w:val="24"/>
+        </w:rPr>
+      </w:pPr>
+      <w:r>
+        <w:rPr>
+          <w:rFonts w:ascii="Times New Roman" w:hAnsi="Times New Roman"/>
+          <w:sz w:val="24"/>
+          <w:szCs w:val="24"/>
+        </w:rPr>
         <w:t>Отче наш, що єси на небесах,* нехай святиться ім’</w:t>
       </w:r>
       <w:r>
@@ -5275,6 +5429,17 @@
         </w:rPr>
         <w:t>Амінь.</w:t>
       </w:r>
+    </w:p>
+    <w:p>
+      <w:pPr>
+        <w:spacing w:after="120"/>
+        <w:jc w:val="both"/>
+        <w:rPr>
+          <w:rFonts w:ascii="Times New Roman" w:hAnsi="Times New Roman"/>
+          <w:sz w:val="24"/>
+          <w:szCs w:val="24"/>
+        </w:rPr>
+      </w:pPr>
     </w:p>
     <w:p>
       <w:pPr>
@@ -5798,6 +5963,17 @@
     </w:p>
     <w:p>
       <w:pPr>
+        <w:spacing w:after="120"/>
+        <w:jc w:val="both"/>
+        <w:rPr>
+          <w:rFonts w:ascii="Times New Roman" w:hAnsi="Times New Roman"/>
+          <w:sz w:val="24"/>
+          <w:szCs w:val="24"/>
+        </w:rPr>
+      </w:pPr>
+    </w:p>
+    <w:p>
+      <w:pPr>
         <w:pStyle w:val="2"/>
         <w:spacing w:before="0" w:after="120"/>
         <w:jc w:val="center"/>
@@ -6037,6 +6213,17 @@
         <w:jc w:val="both"/>
         <w:rPr>
           <w:rFonts w:ascii="Times New Roman" w:hAnsi="Times New Roman"/>
+          <w:sz w:val="24"/>
+          <w:szCs w:val="24"/>
+        </w:rPr>
+      </w:pPr>
+    </w:p>
+    <w:p>
+      <w:pPr>
+        <w:spacing w:after="120"/>
+        <w:jc w:val="both"/>
+        <w:rPr>
+          <w:rFonts w:ascii="Times New Roman" w:hAnsi="Times New Roman"/>
           <w:i/>
           <w:color w:val="FF0000"/>
           <w:sz w:val="24"/>
@@ -6101,6 +6288,45 @@
           <w:szCs w:val="24"/>
         </w:rPr>
         <w:t>І нам дарував життя вічне, поклоняємось його на третій день воскресінню.</w:t>
+      </w:r>
+    </w:p>
+    <w:p>
+      <w:pPr>
+        <w:spacing w:after="120"/>
+        <w:jc w:val="both"/>
+        <w:rPr>
+          <w:rFonts w:ascii="Times New Roman" w:hAnsi="Times New Roman"/>
+          <w:color w:val="000000"/>
+          <w:sz w:val="24"/>
+          <w:szCs w:val="24"/>
+        </w:rPr>
+      </w:pPr>
+    </w:p>
+    <w:p>
+      <w:pPr>
+        <w:spacing w:after="120"/>
+        <w:jc w:val="both"/>
+        <w:rPr>
+          <w:rFonts w:ascii="Times New Roman" w:hAnsi="Times New Roman"/>
+          <w:color w:val="000000"/>
+          <w:sz w:val="24"/>
+          <w:szCs w:val="24"/>
+        </w:rPr>
+      </w:pPr>
+    </w:p>
+    <w:p>
+      <w:pPr>
+        <w:spacing w:after="120"/>
+        <w:jc w:val="both"/>
+        <w:rPr>
+          <w:rFonts w:ascii="Times New Roman" w:hAnsi="Times New Roman"/>
+          <w:b/>
+          <w:sz w:val="24"/>
+          <w:szCs w:val="24"/>
+        </w:rPr>
+      </w:pPr>
+      <w:r>
+        <w:br w:type="page"/>
       </w:r>
     </w:p>
     <w:p>
@@ -6128,6 +6354,19 @@
         <w:jc w:val="both"/>
         <w:rPr>
           <w:rFonts w:ascii="Times New Roman" w:hAnsi="Times New Roman"/>
+          <w:i/>
+          <w:color w:val="FF0000"/>
+          <w:sz w:val="24"/>
+          <w:szCs w:val="24"/>
+        </w:rPr>
+      </w:pPr>
+    </w:p>
+    <w:p>
+      <w:pPr>
+        <w:spacing w:after="120"/>
+        <w:jc w:val="both"/>
+        <w:rPr>
+          <w:rFonts w:ascii="Times New Roman" w:hAnsi="Times New Roman"/>
           <w:sz w:val="24"/>
           <w:szCs w:val="24"/>
         </w:rPr>
@@ -6193,6 +6432,17 @@
         <w:jc w:val="both"/>
         <w:rPr>
           <w:rFonts w:ascii="Times New Roman" w:hAnsi="Times New Roman"/>
+          <w:sz w:val="24"/>
+          <w:szCs w:val="24"/>
+        </w:rPr>
+      </w:pPr>
+    </w:p>
+    <w:p>
+      <w:pPr>
+        <w:spacing w:after="120"/>
+        <w:jc w:val="both"/>
+        <w:rPr>
+          <w:rFonts w:ascii="Times New Roman" w:hAnsi="Times New Roman"/>
           <w:color w:val="000000"/>
           <w:sz w:val="24"/>
           <w:szCs w:val="24"/>
@@ -6247,6 +6497,46 @@
         <w:jc w:val="both"/>
         <w:rPr>
           <w:rFonts w:ascii="Times New Roman" w:hAnsi="Times New Roman"/>
+          <w:sz w:val="24"/>
+          <w:szCs w:val="24"/>
+        </w:rPr>
+      </w:pPr>
+    </w:p>
+    <w:p>
+      <w:pPr>
+        <w:spacing w:after="120"/>
+        <w:jc w:val="both"/>
+        <w:rPr>
+          <w:rFonts w:ascii="Times New Roman" w:hAnsi="Times New Roman"/>
+          <w:sz w:val="24"/>
+          <w:szCs w:val="24"/>
+        </w:rPr>
+      </w:pPr>
+      <w:r>
+        <w:rPr>
+          <w:rFonts w:ascii="Times New Roman" w:hAnsi="Times New Roman"/>
+          <w:sz w:val="24"/>
+          <w:szCs w:val="24"/>
+        </w:rPr>
+        <w:t xml:space="preserve">Слава во вишніх Богу, і на землі мир,* в людях благовоління </w:t>
+      </w:r>
+      <w:r>
+        <w:rPr>
+          <w:rFonts w:ascii="Times New Roman" w:hAnsi="Times New Roman"/>
+          <w:i/>
+          <w:color w:val="FF0000"/>
+          <w:sz w:val="24"/>
+          <w:szCs w:val="24"/>
+        </w:rPr>
+        <w:t>(3 р.)</w:t>
+      </w:r>
+    </w:p>
+    <w:p>
+      <w:pPr>
+        <w:spacing w:after="120"/>
+        <w:jc w:val="both"/>
+        <w:rPr>
+          <w:rFonts w:ascii="Times New Roman" w:hAnsi="Times New Roman"/>
           <w:i/>
           <w:color w:val="FF0000"/>
           <w:sz w:val="24"/>
@@ -6271,6 +6561,17 @@
         </w:rPr>
         <w:t>(2 р.)</w:t>
       </w:r>
+    </w:p>
+    <w:p>
+      <w:pPr>
+        <w:spacing w:after="120"/>
+        <w:jc w:val="both"/>
+        <w:rPr>
+          <w:rFonts w:ascii="Times New Roman" w:hAnsi="Times New Roman"/>
+          <w:sz w:val="24"/>
+          <w:szCs w:val="24"/>
+        </w:rPr>
+      </w:pPr>
     </w:p>
     <w:p>
       <w:pPr>
@@ -7278,6 +7579,33 @@
           <w:szCs w:val="24"/>
         </w:rPr>
         <w:t>А цар возвеселиться в Бозі, хвалитиметься кожен, хто ним клянеться,* уста бо тих, що неправду кажуть, будуть закриті.</w:t>
+      </w:r>
+    </w:p>
+    <w:p>
+      <w:pPr>
+        <w:spacing w:after="120"/>
+        <w:jc w:val="both"/>
+        <w:rPr>
+          <w:rFonts w:ascii="Times New Roman" w:hAnsi="Times New Roman"/>
+          <w:sz w:val="24"/>
+          <w:szCs w:val="24"/>
+        </w:rPr>
+      </w:pPr>
+      <w:r>
+        <w:rPr>
+          <w:rFonts w:ascii="Times New Roman" w:hAnsi="Times New Roman"/>
+          <w:sz w:val="24"/>
+          <w:szCs w:val="24"/>
+        </w:rPr>
+        <w:t>Слава Отцю, і Сину, і Святому Духо</w:t>
+      </w:r>
+      <w:r>
+        <w:rPr>
+          <w:rFonts w:ascii="Times New Roman" w:hAnsi="Times New Roman"/>
+          <w:sz w:val="24"/>
+          <w:szCs w:val="24"/>
+        </w:rPr>
+        <w:t>ві, і нині і повсякчас, і на віки віків. Амінь.</w:t>
       </w:r>
     </w:p>
     <w:p>
@@ -7620,6 +7948,34 @@
           <w:szCs w:val="24"/>
         </w:rPr>
       </w:pPr>
+      <w:sdt>
+        <w:sdtPr>
+          <w:tag w:val="goog_rdk_6"/>
+          <w:id w:val="848764779"/>
+        </w:sdtPr>
+        <w:sdtEndPr/>
+        <w:sdtContent>
+          <w:r>
+            <w:rPr>
+              <w:rFonts w:ascii="Gungsuh" w:eastAsia="Gungsuh" w:hAnsi="Gungsuh" w:cs="Gungsuh"/>
+              <w:sz w:val="24"/>
+              <w:szCs w:val="24"/>
+            </w:rPr>
+            <w:t>Хіба звіщатимуть у могилі твою милість,* у пропасті глибокій − твою вірність?</w:t>
+          </w:r>
+        </w:sdtContent>
+      </w:sdt>
+    </w:p>
+    <w:p>
+      <w:pPr>
+        <w:spacing w:after="120"/>
+        <w:jc w:val="both"/>
+        <w:rPr>
+          <w:rFonts w:ascii="Times New Roman" w:hAnsi="Times New Roman"/>
+          <w:sz w:val="24"/>
+          <w:szCs w:val="24"/>
+        </w:rPr>
+      </w:pPr>
       <w:r>
         <w:rPr>
           <w:rFonts w:ascii="Times New Roman" w:hAnsi="Times New Roman"/>
@@ -7677,6 +8033,34 @@
           <w:szCs w:val="24"/>
         </w:rPr>
       </w:pPr>
+      <w:sdt>
+        <w:sdtPr>
+          <w:tag w:val="goog_rdk_7"/>
+          <w:id w:val="-1976206597"/>
+        </w:sdtPr>
+        <w:sdtEndPr/>
+        <w:sdtContent>
+          <w:r>
+            <w:rPr>
+              <w:rFonts w:ascii="Gungsuh" w:eastAsia="Gungsuh" w:hAnsi="Gungsuh" w:cs="Gungsuh"/>
+              <w:sz w:val="24"/>
+              <w:szCs w:val="24"/>
+            </w:rPr>
+            <w:t>Я безталанний і конаю змалку,* я перебув страх твій − і умліваю.</w:t>
+          </w:r>
+        </w:sdtContent>
+      </w:sdt>
+    </w:p>
+    <w:p>
+      <w:pPr>
+        <w:spacing w:after="120"/>
+        <w:jc w:val="both"/>
+        <w:rPr>
+          <w:rFonts w:ascii="Times New Roman" w:hAnsi="Times New Roman"/>
+          <w:sz w:val="24"/>
+          <w:szCs w:val="24"/>
+        </w:rPr>
+      </w:pPr>
       <w:r>
         <w:rPr>
           <w:rFonts w:ascii="Times New Roman" w:hAnsi="Times New Roman"/>
@@ -7765,6 +8149,42 @@
         </w:rPr>
         <w:t>(у п'ятницю)</w:t>
       </w:r>
+    </w:p>
+    <w:p>
+      <w:pPr>
+        <w:spacing w:after="120"/>
+        <w:jc w:val="both"/>
+        <w:rPr>
+          <w:rFonts w:ascii="Times New Roman" w:hAnsi="Times New Roman"/>
+          <w:sz w:val="24"/>
+          <w:szCs w:val="24"/>
+        </w:rPr>
+      </w:pPr>
+      <w:sdt>
+        <w:sdtPr>
+          <w:tag w:val="goog_rdk_8"/>
+          <w:id w:val="1008409965"/>
+        </w:sdtPr>
+        <w:sdtEndPr/>
+        <w:sdtContent>
+          <w:r>
+            <w:rPr>
+              <w:rFonts w:ascii="Gungsuh" w:eastAsia="Gungsuh" w:hAnsi="Gungsuh" w:cs="Gungsuh"/>
+              <w:sz w:val="24"/>
+              <w:szCs w:val="24"/>
+            </w:rPr>
+            <w:t>Благослови, душе моя, Господа,* і все нутро моє − його свя</w:t>
+          </w:r>
+          <w:r>
+            <w:rPr>
+              <w:rFonts w:ascii="Gungsuh" w:eastAsia="Gungsuh" w:hAnsi="Gungsuh" w:cs="Gungsuh"/>
+              <w:sz w:val="24"/>
+              <w:szCs w:val="24"/>
+            </w:rPr>
+            <w:t>те ім'я.</w:t>
+          </w:r>
+        </w:sdtContent>
+      </w:sdt>
     </w:p>
     <w:p>
       <w:pPr>
@@ -8471,6 +8891,36 @@
           <w:szCs w:val="24"/>
         </w:rPr>
         <w:t>І в гніві твоєму знищ моїх супротивників.* І вигуби всіх гнобителів душі моєї, бо я твій слуга.</w:t>
+      </w:r>
+    </w:p>
+    <w:p>
+      <w:pPr>
+        <w:spacing w:after="120"/>
+        <w:jc w:val="both"/>
+        <w:rPr>
+          <w:rFonts w:ascii="Times New Roman" w:hAnsi="Times New Roman"/>
+          <w:color w:val="FF0000"/>
+          <w:sz w:val="24"/>
+          <w:szCs w:val="24"/>
+        </w:rPr>
+      </w:pPr>
+      <w:r>
+        <w:rPr>
+          <w:rFonts w:ascii="Times New Roman" w:hAnsi="Times New Roman"/>
+          <w:sz w:val="24"/>
+          <w:szCs w:val="24"/>
+        </w:rPr>
+        <w:t xml:space="preserve">Слава Отцю, і Сину, і Святому Духові: І нині і повсякчас, і на віки віків. Амінь. Алилуя, алилуя, алилуя: Слава тобі, Боже! </w:t>
+      </w:r>
+      <w:r>
+        <w:rPr>
+          <w:rFonts w:ascii="Times New Roman" w:hAnsi="Times New Roman"/>
+          <w:i/>
+          <w:color w:val="FF0000"/>
+          <w:sz w:val="24"/>
+          <w:szCs w:val="24"/>
+        </w:rPr>
+        <w:t>(3 р.).</w:t>
       </w:r>
     </w:p>
     <w:p>
@@ -9113,6 +9563,18 @@
     </w:p>
     <w:p>
       <w:pPr>
+        <w:spacing w:after="120"/>
+        <w:jc w:val="both"/>
+        <w:rPr>
+          <w:rFonts w:ascii="Times New Roman" w:hAnsi="Times New Roman"/>
+          <w:color w:val="FF0000"/>
+          <w:sz w:val="24"/>
+          <w:szCs w:val="24"/>
+        </w:rPr>
+      </w:pPr>
+    </w:p>
+    <w:p>
+      <w:pPr>
         <w:pStyle w:val="2"/>
         <w:spacing w:before="0" w:after="120"/>
         <w:jc w:val="center"/>
@@ -10409,6 +10871,44 @@
     </w:p>
     <w:p>
       <w:pPr>
+        <w:spacing w:after="120"/>
+        <w:jc w:val="both"/>
+        <w:rPr>
+          <w:rFonts w:ascii="Times New Roman" w:hAnsi="Times New Roman"/>
+          <w:color w:val="000000"/>
+          <w:sz w:val="24"/>
+          <w:szCs w:val="24"/>
+        </w:rPr>
+      </w:pPr>
+      <w:r>
+        <w:rPr>
+          <w:rFonts w:ascii="Times New Roman" w:hAnsi="Times New Roman"/>
+          <w:b/>
+          <w:sz w:val="24"/>
+          <w:szCs w:val="24"/>
+        </w:rPr>
+        <w:t>Слава і нині:</w:t>
+      </w:r>
+      <w:r>
+        <w:rPr>
+          <w:rFonts w:ascii="Times New Roman" w:hAnsi="Times New Roman"/>
+          <w:sz w:val="24"/>
+          <w:szCs w:val="24"/>
+        </w:rPr>
+        <w:t> </w:t>
+      </w:r>
+      <w:r>
+        <w:rPr>
+          <w:rFonts w:ascii="Times New Roman" w:hAnsi="Times New Roman"/>
+          <w:color w:val="000000"/>
+          <w:sz w:val="24"/>
+          <w:szCs w:val="24"/>
+        </w:rPr>
+        <w:t>Твердиня непереможна ти нам християнам, Богородице Діво,* бо прибігаючи до тебе, зостаємось непошкодженими,* і знову прогрішаючись, маємо в тобі молільницю;* тому з подякою кличемо до тебе:* Радуйся, Благодатна, Господь з тобою!</w:t>
+      </w:r>
+    </w:p>
+    <w:p>
+      <w:pPr>
         <w:pStyle w:val="3"/>
         <w:spacing w:before="0" w:after="120"/>
         <w:jc w:val="center"/>
@@ -10768,6 +11268,73 @@
     </w:p>
     <w:p>
       <w:pPr>
+        <w:spacing w:after="120"/>
+        <w:jc w:val="both"/>
+        <w:rPr>
+          <w:rFonts w:ascii="Times New Roman" w:hAnsi="Times New Roman"/>
+          <w:color w:val="000000"/>
+          <w:sz w:val="24"/>
+          <w:szCs w:val="24"/>
+        </w:rPr>
+      </w:pPr>
+      <w:r>
+        <w:rPr>
+          <w:rFonts w:ascii="Times New Roman" w:hAnsi="Times New Roman"/>
+          <w:b/>
+          <w:sz w:val="24"/>
+          <w:szCs w:val="24"/>
+        </w:rPr>
+        <w:t>Слава і нині</w:t>
+      </w:r>
+      <w:r>
+        <w:rPr>
+          <w:rFonts w:ascii="Times New Roman" w:hAnsi="Times New Roman"/>
+          <w:sz w:val="24"/>
+          <w:szCs w:val="24"/>
+        </w:rPr>
+        <w:t> </w:t>
+      </w:r>
+      <w:r>
+        <w:rPr>
+          <w:rFonts w:ascii="Times New Roman" w:hAnsi="Times New Roman"/>
+          <w:i/>
+          <w:color w:val="FF0000"/>
+          <w:sz w:val="24"/>
+          <w:szCs w:val="24"/>
+        </w:rPr>
+        <w:t>(г.5: Співбезпочаткове слово):</w:t>
+      </w:r>
+      <w:r>
+        <w:rPr>
+          <w:rFonts w:ascii="Times New Roman" w:hAnsi="Times New Roman"/>
+          <w:color w:val="000000"/>
+          <w:sz w:val="24"/>
+          <w:szCs w:val="24"/>
+        </w:rPr>
+        <w:t> Владика всього, стояв у святині* в половині днів святої П'ятидесятниці,* і промовляв до євреїв, як ца</w:t>
+      </w:r>
+      <w:r>
+        <w:rPr>
+          <w:rFonts w:ascii="Times New Roman" w:hAnsi="Times New Roman"/>
+          <w:color w:val="000000"/>
+          <w:sz w:val="24"/>
+          <w:szCs w:val="24"/>
+        </w:rPr>
+        <w:t>р і Бог, з великою відвагою,* явно нап'ятновуючи їх жорстоке твердосердя.* Нам же всім він, із свого милосердя,* дарує велику милість.</w:t>
+      </w:r>
+    </w:p>
+    <w:p>
+      <w:pPr>
+        <w:spacing w:after="120"/>
+        <w:rPr>
+          <w:rFonts w:ascii="Times New Roman" w:hAnsi="Times New Roman"/>
+          <w:sz w:val="24"/>
+          <w:szCs w:val="24"/>
+        </w:rPr>
+      </w:pPr>
+    </w:p>
+    <w:p>
+      <w:pPr>
         <w:pStyle w:val="3"/>
         <w:spacing w:before="0" w:after="120"/>
         <w:jc w:val="center"/>
@@ -10835,6 +11402,19 @@
     </w:p>
     <w:p>
       <w:pPr>
+        <w:spacing w:after="120"/>
+        <w:jc w:val="both"/>
+        <w:rPr>
+          <w:rFonts w:ascii="Times New Roman" w:hAnsi="Times New Roman"/>
+          <w:i/>
+          <w:color w:val="FF0000"/>
+          <w:sz w:val="24"/>
+          <w:szCs w:val="24"/>
+        </w:rPr>
+      </w:pPr>
+    </w:p>
+    <w:p>
+      <w:pPr>
         <w:pStyle w:val="3"/>
         <w:spacing w:before="0" w:after="120"/>
         <w:jc w:val="center"/>
@@ -11335,6 +11915,17 @@
     </w:p>
     <w:p>
       <w:pPr>
+        <w:spacing w:after="120"/>
+        <w:jc w:val="both"/>
+        <w:rPr>
+          <w:rFonts w:ascii="Times New Roman" w:hAnsi="Times New Roman"/>
+          <w:sz w:val="24"/>
+          <w:szCs w:val="24"/>
+        </w:rPr>
+      </w:pPr>
+    </w:p>
+    <w:p>
+      <w:pPr>
         <w:pStyle w:val="2"/>
         <w:spacing w:before="0" w:after="120"/>
         <w:jc w:val="center"/>
@@ -11628,6 +12219,57 @@
       <w:r>
         <w:rPr>
           <w:rFonts w:ascii="Times New Roman" w:hAnsi="Times New Roman"/>
+          <w:b/>
+          <w:sz w:val="24"/>
+          <w:szCs w:val="24"/>
+        </w:rPr>
+        <w:t>Слава і нині:</w:t>
+      </w:r>
+      <w:r>
+        <w:rPr>
+          <w:rFonts w:ascii="Times New Roman" w:hAnsi="Times New Roman"/>
+          <w:i/>
+          <w:color w:val="FF0000"/>
+          <w:sz w:val="24"/>
+          <w:szCs w:val="24"/>
+        </w:rPr>
+        <w:t xml:space="preserve"> Бого</w:t>
+      </w:r>
+      <w:r>
+        <w:rPr>
+          <w:rFonts w:ascii="Times New Roman" w:hAnsi="Times New Roman"/>
+          <w:i/>
+          <w:color w:val="FF0000"/>
+          <w:sz w:val="24"/>
+          <w:szCs w:val="24"/>
+        </w:rPr>
+        <w:t>родичний:</w:t>
+      </w:r>
+      <w:r>
+        <w:rPr>
+          <w:rFonts w:ascii="Times New Roman" w:hAnsi="Times New Roman"/>
+          <w:color w:val="000000"/>
+          <w:sz w:val="24"/>
+          <w:szCs w:val="24"/>
+        </w:rPr>
+        <w:t xml:space="preserve"> Плоть Твоя, Владико, у гробі не зазнала тління, бо вона утворилася без сімені, тому й не прийняла тління, притаманного нашому єству, якого від початку в ньому не було, і тому воно й не діяло.</w:t>
+      </w:r>
+    </w:p>
+    <w:p>
+      <w:pPr>
+        <w:spacing w:after="120"/>
+        <w:jc w:val="both"/>
+        <w:rPr>
+          <w:rFonts w:ascii="Times New Roman" w:hAnsi="Times New Roman"/>
+          <w:b/>
+          <w:color w:val="000000"/>
+          <w:sz w:val="24"/>
+          <w:szCs w:val="24"/>
+        </w:rPr>
+      </w:pPr>
+      <w:r>
+        <w:rPr>
+          <w:rFonts w:ascii="Times New Roman" w:hAnsi="Times New Roman"/>
           <w:i/>
           <w:color w:val="FF0000"/>
           <w:sz w:val="24"/>
@@ -11790,6 +12432,58 @@
         </w:rPr>
         <w:t>ознесіння від землі на небо відкрито говорив Ти, обіцяючи послати з неба Духа Святого.</w:t>
       </w:r>
+    </w:p>
+    <w:p>
+      <w:pPr>
+        <w:spacing w:after="120"/>
+        <w:jc w:val="both"/>
+        <w:rPr>
+          <w:rFonts w:ascii="Times New Roman" w:hAnsi="Times New Roman"/>
+          <w:color w:val="000000"/>
+          <w:sz w:val="24"/>
+          <w:szCs w:val="24"/>
+        </w:rPr>
+      </w:pPr>
+      <w:r>
+        <w:rPr>
+          <w:rFonts w:ascii="Times New Roman" w:hAnsi="Times New Roman"/>
+          <w:b/>
+          <w:sz w:val="24"/>
+          <w:szCs w:val="24"/>
+        </w:rPr>
+        <w:t xml:space="preserve">Слава, і нині: </w:t>
+      </w:r>
+      <w:r>
+        <w:rPr>
+          <w:rFonts w:ascii="Times New Roman" w:hAnsi="Times New Roman"/>
+          <w:i/>
+          <w:color w:val="FF0000"/>
+          <w:sz w:val="24"/>
+          <w:szCs w:val="24"/>
+        </w:rPr>
+        <w:t>Богородичний:</w:t>
+      </w:r>
+      <w:r>
+        <w:rPr>
+          <w:rFonts w:ascii="Times New Roman" w:hAnsi="Times New Roman"/>
+          <w:color w:val="000000"/>
+          <w:sz w:val="24"/>
+          <w:szCs w:val="24"/>
+        </w:rPr>
+        <w:t xml:space="preserve"> Господь, єством животворчий, від Діви народився і всім вірним дарував безсмертя як Милосердний.</w:t>
+      </w:r>
+    </w:p>
+    <w:p>
+      <w:pPr>
+        <w:spacing w:after="120"/>
+        <w:jc w:val="both"/>
+        <w:rPr>
+          <w:rFonts w:ascii="Times New Roman" w:hAnsi="Times New Roman"/>
+          <w:color w:val="FF0000"/>
+          <w:sz w:val="24"/>
+          <w:szCs w:val="24"/>
+        </w:rPr>
+      </w:pPr>
     </w:p>
     <w:p>
       <w:pPr>
@@ -12097,6 +12791,19 @@
         <w:jc w:val="both"/>
         <w:rPr>
           <w:rFonts w:ascii="Times New Roman" w:hAnsi="Times New Roman"/>
+          <w:i/>
+          <w:color w:val="FF0000"/>
+          <w:sz w:val="24"/>
+          <w:szCs w:val="24"/>
+        </w:rPr>
+      </w:pPr>
+    </w:p>
+    <w:p>
+      <w:pPr>
+        <w:spacing w:after="120"/>
+        <w:jc w:val="both"/>
+        <w:rPr>
+          <w:rFonts w:ascii="Times New Roman" w:hAnsi="Times New Roman"/>
           <w:b/>
           <w:color w:val="000000"/>
           <w:sz w:val="24"/>
@@ -12358,6 +13065,56 @@
       <w:r>
         <w:rPr>
           <w:rFonts w:ascii="Times New Roman" w:hAnsi="Times New Roman"/>
+          <w:b/>
+          <w:sz w:val="24"/>
+          <w:szCs w:val="24"/>
+        </w:rPr>
+        <w:t xml:space="preserve">Слава, і нині: </w:t>
+      </w:r>
+      <w:r>
+        <w:rPr>
+          <w:rFonts w:ascii="Times New Roman" w:hAnsi="Times New Roman"/>
+          <w:i/>
+          <w:color w:val="FF0000"/>
+          <w:sz w:val="24"/>
+          <w:szCs w:val="24"/>
+        </w:rPr>
+        <w:t>Богородичний:</w:t>
+      </w:r>
+      <w:r>
+        <w:rPr>
+          <w:rFonts w:ascii="Times New Roman" w:hAnsi="Times New Roman"/>
+          <w:color w:val="000000"/>
+          <w:sz w:val="24"/>
+          <w:szCs w:val="24"/>
+        </w:rPr>
+        <w:t xml:space="preserve"> Подаєш щедро благодать тим, хто Тебе оспівує, Мати безневісна, </w:t>
+      </w:r>
+      <w:r>
+        <w:rPr>
+          <w:rFonts w:ascii="Times New Roman" w:hAnsi="Times New Roman"/>
+          <w:color w:val="000000"/>
+          <w:sz w:val="24"/>
+          <w:szCs w:val="24"/>
+        </w:rPr>
+        <w:t>і просиш за них прощення гріхів у Тобою народженого Превічного Слова, Пречиста.</w:t>
+      </w:r>
+    </w:p>
+    <w:p>
+      <w:pPr>
+        <w:spacing w:after="120"/>
+        <w:jc w:val="both"/>
+        <w:rPr>
+          <w:rFonts w:ascii="Times New Roman" w:hAnsi="Times New Roman"/>
+          <w:b/>
+          <w:color w:val="000000"/>
+          <w:sz w:val="24"/>
+          <w:szCs w:val="24"/>
+        </w:rPr>
+      </w:pPr>
+      <w:r>
+        <w:rPr>
+          <w:rFonts w:ascii="Times New Roman" w:hAnsi="Times New Roman"/>
           <w:i/>
           <w:color w:val="FF0000"/>
           <w:sz w:val="24"/>
@@ -12518,7 +13275,56 @@
         <w:jc w:val="both"/>
         <w:rPr>
           <w:rFonts w:ascii="Times New Roman" w:hAnsi="Times New Roman"/>
+          <w:color w:val="000000"/>
+          <w:sz w:val="24"/>
+          <w:szCs w:val="24"/>
+        </w:rPr>
+      </w:pPr>
+      <w:r>
+        <w:rPr>
+          <w:rFonts w:ascii="Times New Roman" w:hAnsi="Times New Roman"/>
           <w:b/>
+          <w:sz w:val="24"/>
+          <w:szCs w:val="24"/>
+        </w:rPr>
+        <w:t>Слава</w:t>
+      </w:r>
+      <w:r>
+        <w:rPr>
+          <w:rFonts w:ascii="Times New Roman" w:hAnsi="Times New Roman"/>
+          <w:b/>
+          <w:sz w:val="24"/>
+          <w:szCs w:val="24"/>
+        </w:rPr>
+        <w:t>: і нині:</w:t>
+      </w:r>
+      <w:r>
+        <w:rPr>
+          <w:rFonts w:ascii="Times New Roman" w:hAnsi="Times New Roman"/>
+          <w:i/>
+          <w:color w:val="FF0000"/>
+          <w:sz w:val="24"/>
+          <w:szCs w:val="24"/>
+        </w:rPr>
+        <w:t xml:space="preserve"> Богородичний:</w:t>
+      </w:r>
+      <w:r>
+        <w:rPr>
+          <w:rFonts w:ascii="Times New Roman" w:hAnsi="Times New Roman"/>
+          <w:color w:val="000000"/>
+          <w:sz w:val="24"/>
+          <w:szCs w:val="24"/>
+        </w:rPr>
+        <w:t xml:space="preserve"> Розум архангельський не може зрозуміти Твоє невимовне від Діви пречисте Різдво, Спасе Многомилостивий.</w:t>
+      </w:r>
+    </w:p>
+    <w:p>
+      <w:pPr>
+        <w:spacing w:after="120"/>
+        <w:jc w:val="both"/>
+        <w:rPr>
+          <w:rFonts w:ascii="Times New Roman" w:hAnsi="Times New Roman"/>
+          <w:b/>
           <w:color w:val="000000"/>
           <w:sz w:val="24"/>
           <w:szCs w:val="24"/>
@@ -12710,6 +13516,60 @@
         </w:rPr>
         <w:t>у і засвідчуючи Свою спорідненість з Отцем.</w:t>
       </w:r>
+    </w:p>
+    <w:p>
+      <w:pPr>
+        <w:spacing w:after="120"/>
+        <w:jc w:val="both"/>
+        <w:rPr>
+          <w:rFonts w:ascii="Times New Roman" w:hAnsi="Times New Roman"/>
+          <w:color w:val="000000"/>
+          <w:sz w:val="24"/>
+          <w:szCs w:val="24"/>
+        </w:rPr>
+      </w:pPr>
+      <w:r>
+        <w:rPr>
+          <w:rFonts w:ascii="Times New Roman" w:hAnsi="Times New Roman"/>
+          <w:b/>
+          <w:sz w:val="24"/>
+          <w:szCs w:val="24"/>
+        </w:rPr>
+        <w:lastRenderedPageBreak/>
+        <w:t>Слава, і нині:</w:t>
+      </w:r>
+      <w:r>
+        <w:rPr>
+          <w:rFonts w:ascii="Times New Roman" w:hAnsi="Times New Roman"/>
+          <w:i/>
+          <w:color w:val="FF0000"/>
+          <w:sz w:val="24"/>
+          <w:szCs w:val="24"/>
+        </w:rPr>
+        <w:t xml:space="preserve"> Богородичний:</w:t>
+      </w:r>
+      <w:r>
+        <w:rPr>
+          <w:rFonts w:ascii="Times New Roman" w:hAnsi="Times New Roman"/>
+          <w:color w:val="000000"/>
+          <w:sz w:val="24"/>
+          <w:szCs w:val="24"/>
+        </w:rPr>
+        <w:t xml:space="preserve"> Будь мені заступницею і стіною непорушною, Пресвята Богородице, визволяючи мене від мирських спокус, і осяваючи Божественним світлосяйвом.</w:t>
+      </w:r>
+    </w:p>
+    <w:p>
+      <w:pPr>
+        <w:spacing w:after="120"/>
+        <w:jc w:val="both"/>
+        <w:rPr>
+          <w:rFonts w:ascii="Times New Roman" w:hAnsi="Times New Roman"/>
+          <w:i/>
+          <w:color w:val="FF0000"/>
+          <w:sz w:val="24"/>
+          <w:szCs w:val="24"/>
+        </w:rPr>
+      </w:pPr>
     </w:p>
     <w:p>
       <w:pPr>
@@ -13014,6 +13874,19 @@
         <w:jc w:val="both"/>
         <w:rPr>
           <w:rFonts w:ascii="Times New Roman" w:hAnsi="Times New Roman"/>
+          <w:i/>
+          <w:color w:val="FF0000"/>
+          <w:sz w:val="24"/>
+          <w:szCs w:val="24"/>
+        </w:rPr>
+      </w:pPr>
+    </w:p>
+    <w:p>
+      <w:pPr>
+        <w:spacing w:after="120"/>
+        <w:jc w:val="both"/>
+        <w:rPr>
+          <w:rFonts w:ascii="Times New Roman" w:hAnsi="Times New Roman"/>
           <w:sz w:val="24"/>
           <w:szCs w:val="24"/>
         </w:rPr>
@@ -13051,6 +13924,19 @@
         <w:jc w:val="both"/>
         <w:rPr>
           <w:rFonts w:ascii="Times New Roman" w:hAnsi="Times New Roman"/>
+          <w:i/>
+          <w:color w:val="FF0000"/>
+          <w:sz w:val="24"/>
+          <w:szCs w:val="24"/>
+        </w:rPr>
+      </w:pPr>
+    </w:p>
+    <w:p>
+      <w:pPr>
+        <w:spacing w:after="120"/>
+        <w:jc w:val="both"/>
+        <w:rPr>
+          <w:rFonts w:ascii="Times New Roman" w:hAnsi="Times New Roman"/>
           <w:b/>
           <w:color w:val="000000"/>
           <w:sz w:val="24"/>
@@ -13221,6 +14107,55 @@
           <w:szCs w:val="24"/>
         </w:rPr>
         <w:t>о Тебе, Слово Боже, але ми Тебе оспівуємо: благословенний Ти в храмі слави Твоєї, Господи.</w:t>
+      </w:r>
+    </w:p>
+    <w:p>
+      <w:pPr>
+        <w:spacing w:after="120"/>
+        <w:jc w:val="both"/>
+        <w:rPr>
+          <w:rFonts w:ascii="Times New Roman" w:hAnsi="Times New Roman"/>
+          <w:color w:val="000000"/>
+          <w:sz w:val="24"/>
+          <w:szCs w:val="24"/>
+        </w:rPr>
+      </w:pPr>
+      <w:r>
+        <w:rPr>
+          <w:rFonts w:ascii="Times New Roman" w:hAnsi="Times New Roman"/>
+          <w:b/>
+          <w:sz w:val="24"/>
+          <w:szCs w:val="24"/>
+        </w:rPr>
+        <w:t>Слава, і нині:</w:t>
+      </w:r>
+      <w:r>
+        <w:rPr>
+          <w:rFonts w:ascii="Times New Roman" w:hAnsi="Times New Roman"/>
+          <w:i/>
+          <w:color w:val="FF0000"/>
+          <w:sz w:val="24"/>
+          <w:szCs w:val="24"/>
+        </w:rPr>
+        <w:t xml:space="preserve"> Богородичний:</w:t>
+      </w:r>
+      <w:r>
+        <w:rPr>
+          <w:rFonts w:ascii="Times New Roman" w:hAnsi="Times New Roman"/>
+          <w:color w:val="000000"/>
+          <w:sz w:val="24"/>
+          <w:szCs w:val="24"/>
+        </w:rPr>
+        <w:t xml:space="preserve"> Свята Божественна оселе Всевишнього, радуйся, бо через Тебе, Богородице, дано радість тим, що взивають: благословенна Ти в жонах, Пренеп</w:t>
+      </w:r>
+      <w:r>
+        <w:rPr>
+          <w:rFonts w:ascii="Times New Roman" w:hAnsi="Times New Roman"/>
+          <w:color w:val="000000"/>
+          <w:sz w:val="24"/>
+          <w:szCs w:val="24"/>
+        </w:rPr>
+        <w:t>орочна Владичице.</w:t>
       </w:r>
     </w:p>
     <w:p>
@@ -13526,6 +14461,18 @@
         </w:rPr>
         <w:t>: благословіть, усі діла Господні, Господа.</w:t>
       </w:r>
+    </w:p>
+    <w:p>
+      <w:pPr>
+        <w:spacing w:after="120"/>
+        <w:jc w:val="both"/>
+        <w:rPr>
+          <w:rFonts w:ascii="Times New Roman" w:hAnsi="Times New Roman"/>
+          <w:i/>
+          <w:sz w:val="24"/>
+          <w:szCs w:val="24"/>
+        </w:rPr>
+      </w:pPr>
     </w:p>
     <w:p>
       <w:pPr>
@@ -14001,6 +14948,102 @@
     </w:p>
     <w:p>
       <w:pPr>
+        <w:spacing w:after="120"/>
+        <w:jc w:val="both"/>
+        <w:rPr>
+          <w:rFonts w:ascii="Times New Roman" w:hAnsi="Times New Roman"/>
+          <w:color w:val="000000"/>
+          <w:sz w:val="24"/>
+          <w:szCs w:val="24"/>
+        </w:rPr>
+      </w:pPr>
+      <w:r>
+        <w:rPr>
+          <w:rFonts w:ascii="Times New Roman" w:hAnsi="Times New Roman"/>
+          <w:b/>
+          <w:sz w:val="24"/>
+          <w:szCs w:val="24"/>
+        </w:rPr>
+        <w:t>Слава:</w:t>
+      </w:r>
+      <w:r>
+        <w:rPr>
+          <w:rFonts w:ascii="Times New Roman" w:hAnsi="Times New Roman"/>
+          <w:sz w:val="24"/>
+          <w:szCs w:val="24"/>
+        </w:rPr>
+        <w:t> </w:t>
+      </w:r>
+      <w:r>
+        <w:rPr>
+          <w:rFonts w:ascii="Times New Roman" w:hAnsi="Times New Roman"/>
+          <w:color w:val="000000"/>
+          <w:sz w:val="24"/>
+          <w:szCs w:val="24"/>
+        </w:rPr>
+        <w:t>На третій день встав ти, Ісусе, з гробу,* і з'явившись апостолам, до них промовив:* Ідіть, друзі й учні мої, та проповідуйте всім народам мою невимовн</w:t>
+      </w:r>
+      <w:r>
+        <w:rPr>
+          <w:rFonts w:ascii="Times New Roman" w:hAnsi="Times New Roman"/>
+          <w:color w:val="000000"/>
+          <w:sz w:val="24"/>
+          <w:szCs w:val="24"/>
+        </w:rPr>
+        <w:t>у силу й ті чудеса, що їх ви бачили.</w:t>
+      </w:r>
+    </w:p>
+    <w:p>
+      <w:pPr>
+        <w:spacing w:after="120"/>
+        <w:jc w:val="both"/>
+        <w:rPr>
+          <w:rFonts w:ascii="Times New Roman" w:hAnsi="Times New Roman"/>
+          <w:color w:val="000000"/>
+          <w:sz w:val="24"/>
+          <w:szCs w:val="24"/>
+        </w:rPr>
+      </w:pPr>
+      <w:r>
+        <w:rPr>
+          <w:rFonts w:ascii="Times New Roman" w:hAnsi="Times New Roman"/>
+          <w:b/>
+          <w:sz w:val="24"/>
+          <w:szCs w:val="24"/>
+        </w:rPr>
+        <w:t>І нині:</w:t>
+      </w:r>
+      <w:r>
+        <w:rPr>
+          <w:rFonts w:ascii="Times New Roman" w:hAnsi="Times New Roman"/>
+          <w:sz w:val="24"/>
+          <w:szCs w:val="24"/>
+        </w:rPr>
+        <w:t> </w:t>
+      </w:r>
+      <w:r>
+        <w:rPr>
+          <w:rFonts w:ascii="Times New Roman" w:hAnsi="Times New Roman"/>
+          <w:color w:val="000000"/>
+          <w:sz w:val="24"/>
+          <w:szCs w:val="24"/>
+        </w:rPr>
+        <w:t>Як побачила Всенепорочна, що з гробу славно встав той, хто вдихає померлим життя,* сповнилась радости, і кликала: Сину мій і Боже мій, величаю твій несказанний прихід!</w:t>
+      </w:r>
+    </w:p>
+    <w:p>
+      <w:pPr>
+        <w:spacing w:after="120"/>
+        <w:jc w:val="both"/>
+        <w:rPr>
+          <w:rFonts w:ascii="Times New Roman" w:hAnsi="Times New Roman"/>
+          <w:sz w:val="24"/>
+          <w:szCs w:val="24"/>
+        </w:rPr>
+      </w:pPr>
+    </w:p>
+    <w:p>
+      <w:pPr>
         <w:pStyle w:val="3"/>
         <w:spacing w:before="0" w:after="120"/>
         <w:jc w:val="center"/>
@@ -14335,6 +15378,17 @@
     </w:p>
     <w:p>
       <w:pPr>
+        <w:spacing w:after="120"/>
+        <w:jc w:val="both"/>
+        <w:rPr>
+          <w:rFonts w:ascii="Times New Roman" w:hAnsi="Times New Roman"/>
+          <w:sz w:val="24"/>
+          <w:szCs w:val="24"/>
+        </w:rPr>
+      </w:pPr>
+    </w:p>
+    <w:p>
+      <w:pPr>
         <w:pStyle w:val="2"/>
         <w:spacing w:before="0" w:after="120"/>
         <w:jc w:val="center"/>
@@ -14440,6 +15494,34 @@
           <w:szCs w:val="24"/>
         </w:rPr>
       </w:pPr>
+      <w:sdt>
+        <w:sdtPr>
+          <w:tag w:val="goog_rdk_9"/>
+          <w:id w:val="838282600"/>
+        </w:sdtPr>
+        <w:sdtEndPr/>
+        <w:sdtContent>
+          <w:r>
+            <w:rPr>
+              <w:rFonts w:ascii="Gungsuh" w:eastAsia="Gungsuh" w:hAnsi="Gungsuh" w:cs="Gungsuh"/>
+              <w:sz w:val="24"/>
+              <w:szCs w:val="24"/>
+            </w:rPr>
+            <w:t>Хваліте його, ви − сонце й місяцю,* хваліте його, всі ясні зорі.</w:t>
+          </w:r>
+        </w:sdtContent>
+      </w:sdt>
+    </w:p>
+    <w:p>
+      <w:pPr>
+        <w:spacing w:after="120"/>
+        <w:jc w:val="both"/>
+        <w:rPr>
+          <w:rFonts w:ascii="Times New Roman" w:hAnsi="Times New Roman"/>
+          <w:sz w:val="24"/>
+          <w:szCs w:val="24"/>
+        </w:rPr>
+      </w:pPr>
       <w:r>
         <w:rPr>
           <w:rFonts w:ascii="Times New Roman" w:hAnsi="Times New Roman"/>
@@ -15282,6 +16364,34 @@
           <w:szCs w:val="24"/>
         </w:rPr>
       </w:pPr>
+      <w:sdt>
+        <w:sdtPr>
+          <w:tag w:val="goog_rdk_10"/>
+          <w:id w:val="833338866"/>
+        </w:sdtPr>
+        <w:sdtEndPr/>
+        <w:sdtContent>
+          <w:r>
+            <w:rPr>
+              <w:rFonts w:ascii="Gungsuh" w:eastAsia="Gungsuh" w:hAnsi="Gungsuh" w:cs="Gungsuh"/>
+              <w:sz w:val="24"/>
+              <w:szCs w:val="24"/>
+            </w:rPr>
+            <w:t>Молюсь: Господи, змилуйся надо мною,* вилікуй мою душу, бо гріх мій − перед тобою.</w:t>
+          </w:r>
+        </w:sdtContent>
+      </w:sdt>
+    </w:p>
+    <w:p>
+      <w:pPr>
+        <w:spacing w:after="120"/>
+        <w:jc w:val="both"/>
+        <w:rPr>
+          <w:rFonts w:ascii="Times New Roman" w:hAnsi="Times New Roman"/>
+          <w:sz w:val="24"/>
+          <w:szCs w:val="24"/>
+        </w:rPr>
+      </w:pPr>
       <w:r>
         <w:rPr>
           <w:rFonts w:ascii="Times New Roman" w:hAnsi="Times New Roman"/>
@@ -16498,6 +17608,74 @@
         <w:jc w:val="both"/>
         <w:rPr>
           <w:rFonts w:ascii="Times New Roman" w:hAnsi="Times New Roman"/>
+          <w:color w:val="000000"/>
+          <w:sz w:val="24"/>
+          <w:szCs w:val="24"/>
+        </w:rPr>
+      </w:pPr>
+      <w:r>
+        <w:rPr>
+          <w:rFonts w:ascii="Times New Roman" w:hAnsi="Times New Roman"/>
+          <w:b/>
+          <w:sz w:val="24"/>
+          <w:szCs w:val="24"/>
+        </w:rPr>
+        <w:t>Слава і нині</w:t>
+      </w:r>
+      <w:r>
+        <w:rPr>
+          <w:rFonts w:ascii="Times New Roman" w:hAnsi="Times New Roman"/>
+          <w:sz w:val="24"/>
+          <w:szCs w:val="24"/>
+        </w:rPr>
+        <w:t> </w:t>
+      </w:r>
+      <w:r>
+        <w:rPr>
+          <w:rFonts w:ascii="Times New Roman" w:hAnsi="Times New Roman"/>
+          <w:i/>
+          <w:color w:val="FF0000"/>
+          <w:sz w:val="24"/>
+          <w:szCs w:val="24"/>
+        </w:rPr>
+        <w:t>(г. 6):</w:t>
+      </w:r>
+      <w:r>
+        <w:rPr>
+          <w:rFonts w:ascii="Times New Roman" w:hAnsi="Times New Roman"/>
+          <w:color w:val="000000"/>
+          <w:sz w:val="24"/>
+          <w:szCs w:val="24"/>
+        </w:rPr>
+        <w:t xml:space="preserve"> Очистьмо сховища наших думок* і запалім душевні світильники,* та й побачимо Христа - наше Життя,* що з превеликої любови прийшов до храму,* щоб подолати ворога* і спасти людський рід страстю хреста і воскресінням.* До нього закличмо:* Недосяжний Господи, </w:t>
+      </w:r>
+      <w:r>
+        <w:rPr>
+          <w:rFonts w:ascii="Times New Roman" w:hAnsi="Times New Roman"/>
+          <w:color w:val="000000"/>
+          <w:sz w:val="24"/>
+          <w:szCs w:val="24"/>
+        </w:rPr>
+        <w:t>слава тобі!</w:t>
+      </w:r>
+    </w:p>
+    <w:p>
+      <w:pPr>
+        <w:spacing w:after="120"/>
+        <w:jc w:val="both"/>
+        <w:rPr>
+          <w:rFonts w:ascii="Times New Roman" w:hAnsi="Times New Roman"/>
+          <w:sz w:val="24"/>
+          <w:szCs w:val="24"/>
+        </w:rPr>
+      </w:pPr>
+    </w:p>
+    <w:p>
+      <w:pPr>
+        <w:spacing w:after="120"/>
+        <w:jc w:val="both"/>
+        <w:rPr>
+          <w:rFonts w:ascii="Times New Roman" w:hAnsi="Times New Roman"/>
           <w:i/>
           <w:color w:val="FF0000"/>
           <w:sz w:val="24"/>
@@ -16589,6 +17767,33 @@
           <w:szCs w:val="24"/>
         </w:rPr>
         <w:t>.</w:t>
+      </w:r>
+    </w:p>
+    <w:p>
+      <w:pPr>
+        <w:spacing w:after="120"/>
+        <w:jc w:val="both"/>
+        <w:rPr>
+          <w:rFonts w:ascii="Times New Roman" w:hAnsi="Times New Roman"/>
+          <w:sz w:val="24"/>
+          <w:szCs w:val="24"/>
+        </w:rPr>
+      </w:pPr>
+      <w:r>
+        <w:rPr>
+          <w:rFonts w:ascii="Times New Roman" w:hAnsi="Times New Roman"/>
+          <w:sz w:val="24"/>
+          <w:szCs w:val="24"/>
+        </w:rPr>
+        <w:t>Слава Отцю, і Сину, і Свят</w:t>
+      </w:r>
+      <w:r>
+        <w:rPr>
+          <w:rFonts w:ascii="Times New Roman" w:hAnsi="Times New Roman"/>
+          <w:sz w:val="24"/>
+          <w:szCs w:val="24"/>
+        </w:rPr>
+        <w:t>ому Духові,* і нині і повсякчас, і на віки віків. Амінь.</w:t>
       </w:r>
     </w:p>
     <w:p>
@@ -16666,6 +17871,69 @@
           <w:sz w:val="24"/>
           <w:szCs w:val="24"/>
         </w:rPr>
+        <w:t>Слава Отцю, і Сину, і Свят</w:t>
+      </w:r>
+      <w:r>
+        <w:rPr>
+          <w:rFonts w:ascii="Times New Roman" w:hAnsi="Times New Roman"/>
+          <w:sz w:val="24"/>
+          <w:szCs w:val="24"/>
+        </w:rPr>
+        <w:t>ому Духові.</w:t>
+      </w:r>
+    </w:p>
+    <w:p>
+      <w:pPr>
+        <w:spacing w:after="120"/>
+        <w:jc w:val="both"/>
+        <w:rPr>
+          <w:rFonts w:ascii="Times New Roman" w:hAnsi="Times New Roman"/>
+          <w:sz w:val="24"/>
+          <w:szCs w:val="24"/>
+        </w:rPr>
+      </w:pPr>
+      <w:r>
+        <w:rPr>
+          <w:rFonts w:ascii="Times New Roman" w:hAnsi="Times New Roman"/>
+          <w:sz w:val="24"/>
+          <w:szCs w:val="24"/>
+        </w:rPr>
+        <w:t>І</w:t>
+      </w:r>
+      <w:r>
+        <w:rPr>
+          <w:rFonts w:ascii="Times New Roman" w:hAnsi="Times New Roman"/>
+          <w:b/>
+          <w:sz w:val="24"/>
+          <w:szCs w:val="24"/>
+        </w:rPr>
+        <w:t xml:space="preserve"> </w:t>
+      </w:r>
+      <w:r>
+        <w:rPr>
+          <w:rFonts w:ascii="Times New Roman" w:hAnsi="Times New Roman"/>
+          <w:sz w:val="24"/>
+          <w:szCs w:val="24"/>
+        </w:rPr>
+        <w:t>нині і повсякчас, і на віки віків. Амінь.</w:t>
+      </w:r>
+    </w:p>
+    <w:p>
+      <w:pPr>
+        <w:spacing w:after="120"/>
+        <w:jc w:val="both"/>
+        <w:rPr>
+          <w:rFonts w:ascii="Times New Roman" w:hAnsi="Times New Roman"/>
+          <w:sz w:val="24"/>
+          <w:szCs w:val="24"/>
+        </w:rPr>
+      </w:pPr>
+      <w:r>
+        <w:rPr>
+          <w:rFonts w:ascii="Times New Roman" w:hAnsi="Times New Roman"/>
+          <w:sz w:val="24"/>
+          <w:szCs w:val="24"/>
+        </w:rPr>
         <w:t>Отче наш, що єси на небесах,* нехай святиться ім’я твоє,* нехай прийде царство твоє,* нехай буде воля твоя, як на небі, так і на землі.* Хліб наш насущний дай нам сьогодні,* і прости нам провини наші,</w:t>
       </w:r>
       <w:r>
@@ -16751,6 +18019,18 @@
         </w:rPr>
         <w:t xml:space="preserve"> </w:t>
       </w:r>
+    </w:p>
+    <w:p>
+      <w:pPr>
+        <w:spacing w:after="120"/>
+        <w:jc w:val="both"/>
+        <w:rPr>
+          <w:rFonts w:ascii="Times New Roman" w:hAnsi="Times New Roman"/>
+          <w:i/>
+          <w:sz w:val="24"/>
+          <w:szCs w:val="24"/>
+        </w:rPr>
+      </w:pPr>
     </w:p>
     <w:p>
       <w:pPr>
@@ -17599,6 +18879,17 @@
         </w:rPr>
         <w:t>І нам дарував життя вічне, поклоняємось його на третій день воскресінню.</w:t>
       </w:r>
+    </w:p>
+    <w:p>
+      <w:pPr>
+        <w:spacing w:after="120"/>
+        <w:jc w:val="both"/>
+        <w:rPr>
+          <w:rFonts w:ascii="Times New Roman" w:hAnsi="Times New Roman"/>
+          <w:sz w:val="24"/>
+          <w:szCs w:val="24"/>
+        </w:rPr>
+      </w:pPr>
     </w:p>
     <w:sectPr>
       <w:pgSz w:w="11906" w:h="16838"/>

--- a/flow/20230914_vu_template/drafts/2024-06-u/03-ПН-Лукиліяна-Віддання Вознесіння.docx
+++ b/flow/20230914_vu_template/drafts/2024-06-u/03-ПН-Лукиліяна-Віддання Вознесіння.docx
@@ -3,23 +3,102 @@
 <w:document xmlns:wpc="http://schemas.microsoft.com/office/word/2010/wordprocessingCanvas" xmlns:cx="http://schemas.microsoft.com/office/drawing/2014/chartex" xmlns:cx1="http://schemas.microsoft.com/office/drawing/2015/9/8/chartex" xmlns:cx2="http://schemas.microsoft.com/office/drawing/2015/10/21/chartex" xmlns:cx3="http://schemas.microsoft.com/office/drawing/2016/5/9/chartex" xmlns:cx4="http://schemas.microsoft.com/office/drawing/2016/5/10/chartex" xmlns:cx5="http://schemas.microsoft.com/office/drawing/2016/5/11/chartex" xmlns:cx6="http://schemas.microsoft.com/office/drawing/2016/5/12/chartex" xmlns:cx7="http://schemas.microsoft.com/office/drawing/2016/5/13/chartex" xmlns:cx8="http://schemas.microsoft.com/office/drawing/2016/5/14/chartex" xmlns:mc="http://schemas.openxmlformats.org/markup-compatibility/2006" xmlns:aink="http://schemas.microsoft.com/office/drawing/2016/ink" xmlns:am3d="http://schemas.microsoft.com/office/drawing/2017/model3d" xmlns:o="urn:schemas-microsoft-com:office:office" xmlns:r="http://schemas.openxmlformats.org/officeDocument/2006/relationships" xmlns:m="http://schemas.openxmlformats.org/officeDocument/2006/math" xmlns:v="urn:schemas-microsoft-com:vml" xmlns:wp14="http://schemas.microsoft.com/office/word/2010/wordprocessingDrawing" xmlns:wp="http://schemas.openxmlformats.org/drawingml/2006/wordprocessingDrawing" xmlns:w10="urn:schemas-microsoft-com:office:word" xmlns:w="http://schemas.openxmlformats.org/wordprocessingml/2006/main" xmlns:w14="http://schemas.microsoft.com/office/word/2010/wordml" xmlns:w15="http://schemas.microsoft.com/office/word/2012/wordml" xmlns:w16cex="http://schemas.microsoft.com/office/word/2018/wordml/cex" xmlns:w16cid="http://schemas.microsoft.com/office/word/2016/wordml/cid" xmlns:w16="http://schemas.microsoft.com/office/word/2018/wordml" xmlns:w16sdtdh="http://schemas.microsoft.com/office/word/2020/wordml/sdtdatahash" xmlns:w16se="http://schemas.microsoft.com/office/word/2015/wordml/symex" xmlns:wpg="http://schemas.microsoft.com/office/word/2010/wordprocessingGroup" xmlns:wpi="http://schemas.microsoft.com/office/word/2010/wordprocessingInk" xmlns:wne="http://schemas.microsoft.com/office/word/2006/wordml" xmlns:wps="http://schemas.microsoft.com/office/word/2010/wordprocessingShape" mc:Ignorable="w14 w15 w16se w16cid w16 w16cex w16sdtdh wp14">
   <w:body>
     <w:p>
-      <w:r>
+      <w:pPr>
+        <w:pBdr>
+          <w:top w:val="nil"/>
+          <w:left w:val="nil"/>
+          <w:bottom w:val="nil"/>
+          <w:right w:val="nil"/>
+          <w:between w:val="nil"/>
+        </w:pBdr>
+        <w:spacing w:after="120"/>
+        <w:jc w:val="both"/>
+        <w:rPr>
+          <w:rFonts w:ascii="Times New Roman" w:hAnsi="Times New Roman"/>
+          <w:sz w:val="24"/>
+          <w:szCs w:val="24"/>
+        </w:rPr>
+      </w:pPr>
+      <w:r>
+        <w:rPr>
+          <w:rFonts w:ascii="Times New Roman" w:hAnsi="Times New Roman"/>
+          <w:sz w:val="24"/>
+          <w:szCs w:val="24"/>
+        </w:rPr>
+        <w:t>Травень 15 Понеділок</w:t>
+      </w:r>
+    </w:p>
+    <w:p>
+      <w:pPr>
+        <w:pBdr>
+          <w:top w:val="nil"/>
+          <w:left w:val="nil"/>
+          <w:bottom w:val="nil"/>
+          <w:right w:val="nil"/>
+          <w:between w:val="nil"/>
+        </w:pBdr>
+        <w:spacing w:after="120"/>
+        <w:jc w:val="both"/>
+        <w:rPr>
+          <w:rFonts w:ascii="Times New Roman" w:hAnsi="Times New Roman"/>
+          <w:sz w:val="24"/>
+          <w:szCs w:val="24"/>
+        </w:rPr>
+      </w:pPr>
+      <w:r>
+        <w:rPr>
+          <w:rFonts w:ascii="Times New Roman" w:hAnsi="Times New Roman"/>
+          <w:sz w:val="24"/>
+          <w:szCs w:val="24"/>
+        </w:rPr>
+        <w:t>15 (2) Тиждень 5-ий після Пасхи.</w:t>
+      </w:r>
+    </w:p>
+    <w:p>
+      <w:pPr>
+        <w:pBdr>
+          <w:top w:val="nil"/>
+          <w:left w:val="nil"/>
+          <w:bottom w:val="nil"/>
+          <w:right w:val="nil"/>
+          <w:between w:val="nil"/>
+        </w:pBdr>
+        <w:spacing w:after="120"/>
+        <w:rPr>
+          <w:rFonts w:ascii="Times New Roman" w:hAnsi="Times New Roman"/>
+          <w:sz w:val="24"/>
+          <w:szCs w:val="24"/>
+        </w:rPr>
+      </w:pPr>
+      <w:r>
+        <w:rPr>
+          <w:rFonts w:ascii="Quattrocento Sans" w:eastAsia="Quattrocento Sans" w:hAnsi="Quattrocento Sans" w:cs="Quattrocento Sans"/>
+          <w:sz w:val="24"/>
+          <w:szCs w:val="24"/>
+        </w:rPr>
+        <w:t>🕃</w:t>
+      </w:r>
+      <w:r>
+        <w:rPr>
+          <w:rFonts w:ascii="Times New Roman" w:hAnsi="Times New Roman"/>
+          <w:sz w:val="24"/>
+          <w:szCs w:val="24"/>
+        </w:rPr>
+        <w:t xml:space="preserve"> Св. Атанасія Великого, архиєп. Олександрійського.</w:t>
+      </w:r>
+    </w:p>
+    <w:p>
+      <w:pPr>
+        <w:spacing w:after="120"/>
+        <w:jc w:val="both"/>
         <w:rPr>
           <w:rFonts w:ascii="Times New Roman" w:hAnsi="Times New Roman"/>
           <w:b/>
-          <w:sz w:val="24"/>
-        </w:rPr>
-        <w:t>Червень 3, Понеділок</w:t>
-      </w:r>
-    </w:p>
-    <w:p>
-      <w:r>
-        <w:rPr>
-          <w:rFonts w:ascii="Times New Roman" w:hAnsi="Times New Roman"/>
-          <w:sz w:val="24"/>
-        </w:rPr>
-        <w:t>Тиждень 5-ий після Пасхи. Св. мч. Лукиліяна і тих, що з ним</w:t>
-      </w:r>
+          <w:color w:val="FF0000"/>
+          <w:sz w:val="24"/>
+          <w:szCs w:val="24"/>
+        </w:rPr>
+      </w:pPr>
     </w:p>
     <w:p>
       <w:pPr>
@@ -53,17 +132,28 @@
         <w:rPr>
           <w:rFonts w:ascii="Times New Roman" w:hAnsi="Times New Roman"/>
           <w:i/>
-          <w:color w:val="FF4400"/>
-          <w:sz w:val="24"/>
+          <w:color w:val="FF0000"/>
+          <w:sz w:val="24"/>
+          <w:szCs w:val="24"/>
         </w:rPr>
         <w:t>Священик:</w:t>
       </w:r>
       <w:r>
         <w:rPr>
           <w:rFonts w:ascii="Times New Roman" w:hAnsi="Times New Roman"/>
-          <w:sz w:val="24"/>
-        </w:rPr>
-        <w:t xml:space="preserve"> Благословенний Бог наш завжди, нині і повсякчас, і на віки віків.</w:t>
+          <w:color w:val="FF0000"/>
+          <w:sz w:val="24"/>
+          <w:szCs w:val="24"/>
+        </w:rPr>
+        <w:t xml:space="preserve"> </w:t>
+      </w:r>
+      <w:r>
+        <w:rPr>
+          <w:rFonts w:ascii="Times New Roman" w:hAnsi="Times New Roman"/>
+          <w:sz w:val="24"/>
+          <w:szCs w:val="24"/>
+        </w:rPr>
+        <w:t>Благословенний Бог наш завжди, нині і повсякчас, і на віки віків.</w:t>
       </w:r>
     </w:p>
     <w:p>
@@ -348,8 +438,9 @@
         <w:rPr>
           <w:rFonts w:ascii="Times New Roman" w:hAnsi="Times New Roman"/>
           <w:i/>
-          <w:color w:val="FF4400"/>
-          <w:sz w:val="24"/>
+          <w:color w:val="FF0000"/>
+          <w:sz w:val="24"/>
+          <w:szCs w:val="24"/>
         </w:rPr>
         <w:t>Священик:</w:t>
       </w:r>
@@ -357,6 +448,7 @@
         <w:rPr>
           <w:rFonts w:ascii="Times New Roman" w:hAnsi="Times New Roman"/>
           <w:sz w:val="24"/>
+          <w:szCs w:val="24"/>
         </w:rPr>
         <w:t xml:space="preserve"> Бо твоє є царство, і сила, і слава, Отця, і Сина, і Святого Духа, нині і повсякчас, і на віки віків.</w:t>
       </w:r>
@@ -2326,8 +2418,9 @@
         <w:rPr>
           <w:rFonts w:ascii="Times New Roman" w:hAnsi="Times New Roman"/>
           <w:i/>
-          <w:color w:val="FF4400"/>
-          <w:sz w:val="24"/>
+          <w:color w:val="FF0000"/>
+          <w:sz w:val="24"/>
+          <w:szCs w:val="24"/>
         </w:rPr>
         <w:t>Священик:</w:t>
       </w:r>
@@ -2335,6 +2428,7 @@
         <w:rPr>
           <w:rFonts w:ascii="Times New Roman" w:hAnsi="Times New Roman"/>
           <w:sz w:val="24"/>
+          <w:szCs w:val="24"/>
         </w:rPr>
         <w:t xml:space="preserve"> Бо тобі належить усяка слава, честь і поклоніння, Отцю, і Сину, і Святому Духові, нині і повсякчас, і на віки віків.</w:t>
       </w:r>
@@ -3290,309 +3384,328 @@
     </w:p>
     <w:p>
       <w:pPr>
-        <w:pStyle w:val="a"/>
-        <w:spacing w:after="120"/>
-      </w:pPr>
-      <w:r>
-        <w:rPr>
-          <w:rFonts w:ascii="Times New Roman" w:hAnsi="Times New Roman"/>
-          <w:i/>
-          <w:color w:val="FF0000"/>
-          <w:sz w:val="24"/>
-          <w:highlight w:val="white"/>
-        </w:rPr>
-        <w:t xml:space="preserve">(г. 1, подібний: </w:t>
-      </w:r>
-      <w:r>
-        <w:rPr>
-          <w:rFonts w:ascii="Times New Roman" w:hAnsi="Times New Roman"/>
-          <w:i/>
-          <w:color w:val="FF0000"/>
-          <w:sz w:val="24"/>
-          <w:highlight w:val="white"/>
-        </w:rPr>
-        <w:t>Всехвальнії</w:t>
-      </w:r>
-      <w:r>
-        <w:rPr>
-          <w:rFonts w:ascii="Times New Roman" w:hAnsi="Times New Roman"/>
-          <w:i/>
-          <w:color w:val="FF0000"/>
-          <w:sz w:val="24"/>
-          <w:highlight w:val="white"/>
+        <w:spacing w:after="120"/>
+        <w:jc w:val="both"/>
+        <w:rPr>
+          <w:rFonts w:ascii="Times New Roman" w:hAnsi="Times New Roman"/>
+          <w:sz w:val="24"/>
+          <w:szCs w:val="24"/>
+        </w:rPr>
+      </w:pPr>
+      <w:r>
+        <w:rPr>
+          <w:rFonts w:ascii="Times New Roman" w:hAnsi="Times New Roman"/>
+          <w:i/>
+          <w:color w:val="FF0000"/>
+          <w:sz w:val="24"/>
+          <w:szCs w:val="24"/>
+        </w:rPr>
+        <w:t xml:space="preserve">(г. 5): </w:t>
+      </w:r>
+      <w:r>
+        <w:rPr>
+          <w:rFonts w:ascii="Times New Roman" w:hAnsi="Times New Roman"/>
+          <w:sz w:val="24"/>
+          <w:szCs w:val="24"/>
+        </w:rPr>
+        <w:t xml:space="preserve">Преподобний отче, Богоявленний Атанасію,* із дитинства був ти пізнаний як </w:t>
+      </w:r>
+      <w:r>
+        <w:rPr>
+          <w:rFonts w:ascii="Times New Roman" w:hAnsi="Times New Roman"/>
+          <w:sz w:val="24"/>
+          <w:szCs w:val="24"/>
+        </w:rPr>
+        <w:t xml:space="preserve">Церкви світильник,* сяючи видіннями пресвітлими і багатіючи всяким видом чеснот.* Ти словами вогненатхненними єресі спопеляв,* а вірних усіх наставляв у пребожественному сяйві Тройці,* що в Божестві Єдиному пізнається і співвічносущу славу має:* Її моли і </w:t>
+      </w:r>
+      <w:r>
+        <w:rPr>
+          <w:rFonts w:ascii="Times New Roman" w:hAnsi="Times New Roman"/>
+          <w:sz w:val="24"/>
+          <w:szCs w:val="24"/>
+        </w:rPr>
+        <w:t>Її благай* завжди дарувати вселенній однодумність,* мир і велику милість.</w:t>
+      </w:r>
+    </w:p>
+    <w:p>
+      <w:pPr>
+        <w:spacing w:after="120"/>
+        <w:jc w:val="center"/>
+        <w:rPr>
+          <w:rFonts w:ascii="Times New Roman" w:hAnsi="Times New Roman"/>
+          <w:b/>
+          <w:i/>
+          <w:color w:val="FF0000"/>
+          <w:sz w:val="24"/>
+          <w:szCs w:val="24"/>
+        </w:rPr>
+      </w:pPr>
+      <w:r>
+        <w:rPr>
+          <w:rFonts w:ascii="Times New Roman" w:hAnsi="Times New Roman"/>
+          <w:b/>
+          <w:i/>
+          <w:color w:val="FF0000"/>
+          <w:sz w:val="24"/>
+          <w:szCs w:val="24"/>
+        </w:rPr>
+        <w:t>Псалом 116</w:t>
+      </w:r>
+    </w:p>
+    <w:p>
+      <w:pPr>
+        <w:spacing w:after="120"/>
+        <w:jc w:val="both"/>
+        <w:rPr>
+          <w:rFonts w:ascii="Times New Roman" w:hAnsi="Times New Roman"/>
+          <w:sz w:val="24"/>
+          <w:szCs w:val="24"/>
+          <w:u w:val="single"/>
+        </w:rPr>
+      </w:pPr>
+      <w:r>
+        <w:rPr>
+          <w:rFonts w:ascii="Times New Roman" w:hAnsi="Times New Roman"/>
+          <w:i/>
+          <w:color w:val="FF0000"/>
+          <w:sz w:val="24"/>
+          <w:szCs w:val="24"/>
+        </w:rPr>
+        <w:t>Стих:</w:t>
+      </w:r>
+      <w:r>
+        <w:rPr>
+          <w:rFonts w:ascii="Times New Roman" w:hAnsi="Times New Roman"/>
+          <w:i/>
+          <w:sz w:val="24"/>
+          <w:szCs w:val="24"/>
         </w:rPr>
         <w:t xml:space="preserve"> </w:t>
       </w:r>
       <w:r>
         <w:rPr>
           <w:rFonts w:ascii="Times New Roman" w:hAnsi="Times New Roman"/>
-          <w:i/>
-          <w:color w:val="FF0000"/>
-          <w:sz w:val="24"/>
-          <w:highlight w:val="white"/>
-        </w:rPr>
-        <w:t>мученици</w:t>
-      </w:r>
-      <w:r>
-        <w:rPr>
-          <w:rFonts w:ascii="Times New Roman" w:hAnsi="Times New Roman"/>
-          <w:i/>
-          <w:color w:val="FF0000"/>
-          <w:sz w:val="24"/>
-          <w:highlight w:val="white"/>
-        </w:rPr>
-        <w:t xml:space="preserve">): </w:t>
-      </w:r>
-      <w:r>
-        <w:rPr>
-          <w:rFonts w:ascii="Times New Roman" w:hAnsi="Times New Roman"/>
-          <w:sz w:val="24"/>
-          <w:highlight w:val="white"/>
-        </w:rPr>
-        <w:t>Господовбивць</w:t>
-      </w:r>
-      <w:r>
-        <w:rPr>
-          <w:rFonts w:ascii="Times New Roman" w:hAnsi="Times New Roman"/>
-          <w:sz w:val="24"/>
-          <w:highlight w:val="white"/>
-        </w:rPr>
-        <w:t xml:space="preserve"> люті нащадки,* мучені заздрістю,* видали тебе, славний,* і мужнім бувши </w:t>
-      </w:r>
-      <w:r>
-        <w:rPr>
-          <w:rFonts w:ascii="Times New Roman" w:hAnsi="Times New Roman"/>
-          <w:sz w:val="24"/>
-          <w:highlight w:val="white"/>
-        </w:rPr>
-        <w:t>незборимо</w:t>
-      </w:r>
-      <w:r>
-        <w:rPr>
-          <w:rFonts w:ascii="Times New Roman" w:hAnsi="Times New Roman"/>
-          <w:sz w:val="24"/>
-          <w:highlight w:val="white"/>
-        </w:rPr>
-        <w:t xml:space="preserve">,* отримав ти, </w:t>
-      </w:r>
-      <w:r>
-        <w:rPr>
-          <w:rFonts w:ascii="Times New Roman" w:hAnsi="Times New Roman"/>
-          <w:sz w:val="24"/>
-          <w:highlight w:val="white"/>
-        </w:rPr>
-        <w:t>Лукілліане</w:t>
-      </w:r>
-      <w:r>
-        <w:rPr>
-          <w:rFonts w:ascii="Times New Roman" w:hAnsi="Times New Roman"/>
-          <w:sz w:val="24"/>
-          <w:highlight w:val="white"/>
-        </w:rPr>
-        <w:t>,* Раю насолоду.* Тим-то моли,* щоб даровано душам нашим* мир і велику милість.</w:t>
-      </w:r>
-    </w:p>
-    <w:p>
-      <w:pPr>
-        <w:spacing w:after="120"/>
-        <w:jc w:val="center"/>
+          <w:sz w:val="24"/>
+          <w:szCs w:val="24"/>
+          <w:u w:val="single"/>
+        </w:rPr>
+        <w:t>Хваліте Господа всі народи!* Прославляйте його всі люди!</w:t>
+      </w:r>
+    </w:p>
+    <w:p>
+      <w:pPr>
+        <w:spacing w:after="120"/>
+        <w:jc w:val="both"/>
+        <w:rPr>
+          <w:rFonts w:ascii="Times New Roman" w:hAnsi="Times New Roman"/>
+          <w:sz w:val="24"/>
+          <w:szCs w:val="24"/>
+        </w:rPr>
+      </w:pPr>
+      <w:r>
+        <w:rPr>
+          <w:rFonts w:ascii="Times New Roman" w:hAnsi="Times New Roman"/>
+          <w:sz w:val="24"/>
+          <w:szCs w:val="24"/>
+        </w:rPr>
+        <w:t xml:space="preserve">Преподобний отче, Богомовний Атанасію,* ти гідно бувши названий іменем безсмертя,* ходив стезею. що веде до </w:t>
+      </w:r>
+      <w:r>
+        <w:rPr>
+          <w:rFonts w:ascii="Times New Roman" w:hAnsi="Times New Roman"/>
+          <w:sz w:val="24"/>
+          <w:szCs w:val="24"/>
+        </w:rPr>
+        <w:t>нього.* Світлістю життя збагатившись явно,* чистий ум здобувши, ти, богомудрий,* як поборник Слова показав себе, дихаючи Духом Пресвятим;* Ним просвічуваний – перемагав ти ворогів твоїх,* Ним огороджуваний – явився ти непримиренним,* Ним і обожуваний, Його</w:t>
+      </w:r>
+      <w:r>
+        <w:rPr>
+          <w:rFonts w:ascii="Times New Roman" w:hAnsi="Times New Roman"/>
+          <w:sz w:val="24"/>
+          <w:szCs w:val="24"/>
+        </w:rPr>
+        <w:t xml:space="preserve"> і причасник,* випроси, святий, дарувати всім однодумність,* мир і велику милість.</w:t>
+      </w:r>
+    </w:p>
+    <w:p>
+      <w:pPr>
+        <w:spacing w:after="120"/>
+        <w:jc w:val="both"/>
+        <w:rPr>
+          <w:rFonts w:ascii="Times New Roman" w:hAnsi="Times New Roman"/>
+          <w:sz w:val="24"/>
+          <w:szCs w:val="24"/>
+          <w:u w:val="single"/>
+        </w:rPr>
+      </w:pPr>
+      <w:r>
+        <w:rPr>
+          <w:rFonts w:ascii="Times New Roman" w:hAnsi="Times New Roman"/>
+          <w:i/>
+          <w:color w:val="FF0000"/>
+          <w:sz w:val="24"/>
+          <w:szCs w:val="24"/>
+        </w:rPr>
+        <w:t>Стих:</w:t>
+      </w:r>
+      <w:r>
+        <w:rPr>
+          <w:rFonts w:ascii="Times New Roman" w:hAnsi="Times New Roman"/>
+          <w:i/>
+          <w:sz w:val="24"/>
+          <w:szCs w:val="24"/>
+        </w:rPr>
+        <w:t xml:space="preserve"> </w:t>
+      </w:r>
+      <w:r>
+        <w:rPr>
+          <w:rFonts w:ascii="Times New Roman" w:hAnsi="Times New Roman"/>
+          <w:sz w:val="24"/>
+          <w:szCs w:val="24"/>
+          <w:u w:val="single"/>
+        </w:rPr>
+        <w:t>Велике бо до нас його милосердя, і вірність Господа повіки.</w:t>
+      </w:r>
+    </w:p>
+    <w:p>
+      <w:pPr>
+        <w:spacing w:after="120"/>
+        <w:jc w:val="both"/>
+        <w:rPr>
+          <w:rFonts w:ascii="Times New Roman" w:hAnsi="Times New Roman"/>
+          <w:sz w:val="24"/>
+          <w:szCs w:val="24"/>
+        </w:rPr>
+      </w:pPr>
+      <w:r>
+        <w:rPr>
+          <w:rFonts w:ascii="Times New Roman" w:hAnsi="Times New Roman"/>
+          <w:sz w:val="24"/>
+          <w:szCs w:val="24"/>
+        </w:rPr>
+        <w:t>Преподобний отче, Богопроповіднику Атанасію,* ти, злигодні перетерпівши й часті напасті,* нині поживи райської сподобився єси;* проникши всередину Божественних обителей,* до Дерева нетлінного життя наблизився єси, як переможець,* праведним вінцем прикрашен</w:t>
+      </w:r>
+      <w:r>
+        <w:rPr>
+          <w:rFonts w:ascii="Times New Roman" w:hAnsi="Times New Roman"/>
+          <w:sz w:val="24"/>
+          <w:szCs w:val="24"/>
+        </w:rPr>
+        <w:t>ий, блаженний,* і діадемою вишнього Царства оздоблений, і красою сяючи.* Христові помолися, у Христа, богомудрий,* проси дарувати Церкві однодумність, мир і велику милість.</w:t>
+      </w:r>
+    </w:p>
+    <w:p>
+      <w:pPr>
+        <w:spacing w:after="120"/>
+        <w:jc w:val="both"/>
+        <w:rPr>
+          <w:rFonts w:ascii="Times New Roman" w:hAnsi="Times New Roman"/>
+          <w:color w:val="000000"/>
+          <w:sz w:val="24"/>
+          <w:szCs w:val="24"/>
+        </w:rPr>
+      </w:pPr>
+      <w:r>
         <w:rPr>
           <w:rFonts w:ascii="Times New Roman" w:hAnsi="Times New Roman"/>
           <w:b/>
-          <w:i/>
-          <w:color w:val="FF0000"/>
-          <w:sz w:val="24"/>
-          <w:szCs w:val="24"/>
-        </w:rPr>
-      </w:pPr>
+          <w:sz w:val="24"/>
+          <w:szCs w:val="24"/>
+        </w:rPr>
+        <w:t>Слава</w:t>
+      </w:r>
+      <w:r>
+        <w:rPr>
+          <w:rFonts w:ascii="Times New Roman" w:hAnsi="Times New Roman"/>
+          <w:sz w:val="24"/>
+          <w:szCs w:val="24"/>
+        </w:rPr>
+        <w:t xml:space="preserve"> </w:t>
+      </w:r>
       <w:r>
         <w:rPr>
           <w:rFonts w:ascii="Times New Roman" w:hAnsi="Times New Roman"/>
           <w:b/>
-          <w:i/>
-          <w:color w:val="FF0000"/>
-          <w:sz w:val="24"/>
-          <w:szCs w:val="24"/>
-        </w:rPr>
-        <w:t>Псалом 116</w:t>
-      </w:r>
-    </w:p>
-    <w:p>
-      <w:pPr>
-        <w:spacing w:after="120"/>
-        <w:jc w:val="both"/>
-        <w:rPr>
-          <w:rFonts w:ascii="Times New Roman" w:hAnsi="Times New Roman"/>
-          <w:sz w:val="24"/>
-          <w:szCs w:val="24"/>
-          <w:u w:val="single"/>
-        </w:rPr>
-      </w:pPr>
-      <w:r>
-        <w:rPr>
-          <w:rFonts w:ascii="Times New Roman" w:hAnsi="Times New Roman"/>
-          <w:i/>
-          <w:color w:val="FF0000"/>
-          <w:sz w:val="24"/>
-          <w:szCs w:val="24"/>
-        </w:rPr>
-        <w:t>Стих:</w:t>
-      </w:r>
-      <w:r>
-        <w:rPr>
-          <w:rFonts w:ascii="Times New Roman" w:hAnsi="Times New Roman"/>
-          <w:i/>
-          <w:sz w:val="24"/>
-          <w:szCs w:val="24"/>
-        </w:rPr>
-        <w:t xml:space="preserve"> </w:t>
-      </w:r>
-      <w:r>
-        <w:rPr>
-          <w:rFonts w:ascii="Times New Roman" w:hAnsi="Times New Roman"/>
-          <w:sz w:val="24"/>
-          <w:szCs w:val="24"/>
-          <w:u w:val="single"/>
-        </w:rPr>
-        <w:t>Хваліте Господа всі народи!* Прославляйте його всі люди!</w:t>
-      </w:r>
-    </w:p>
-    <w:p>
-      <w:pPr>
-        <w:pStyle w:val="a"/>
-        <w:spacing w:after="240"/>
-      </w:pPr>
-      <w:r>
-        <w:rPr>
-          <w:rFonts w:ascii="Times New Roman" w:hAnsi="Times New Roman"/>
-          <w:sz w:val="24"/>
-          <w:highlight w:val="white"/>
-        </w:rPr>
-        <w:t xml:space="preserve">Діти </w:t>
-      </w:r>
-      <w:r>
-        <w:rPr>
-          <w:rFonts w:ascii="Times New Roman" w:hAnsi="Times New Roman"/>
-          <w:sz w:val="24"/>
-          <w:highlight w:val="white"/>
-        </w:rPr>
-        <w:t>всесвященні</w:t>
-      </w:r>
-      <w:r>
-        <w:rPr>
-          <w:rFonts w:ascii="Times New Roman" w:hAnsi="Times New Roman"/>
-          <w:sz w:val="24"/>
-          <w:highlight w:val="white"/>
-        </w:rPr>
-        <w:t xml:space="preserve">,* слухаючись тебе, як батька,* з тобою постраждали твердо,* а також славна і преподобна Павла,* мучениця </w:t>
-      </w:r>
-      <w:r>
-        <w:rPr>
-          <w:rFonts w:ascii="Times New Roman" w:hAnsi="Times New Roman"/>
-          <w:sz w:val="24"/>
-          <w:highlight w:val="white"/>
-        </w:rPr>
-        <w:t>подивугідна</w:t>
-      </w:r>
-      <w:r>
-        <w:rPr>
-          <w:rFonts w:ascii="Times New Roman" w:hAnsi="Times New Roman"/>
-          <w:sz w:val="24"/>
-          <w:highlight w:val="white"/>
-        </w:rPr>
-        <w:t xml:space="preserve">,* – з ними нині </w:t>
-      </w:r>
-      <w:r>
-        <w:rPr>
-          <w:rFonts w:ascii="Times New Roman" w:hAnsi="Times New Roman"/>
-          <w:sz w:val="24"/>
-          <w:highlight w:val="white"/>
-        </w:rPr>
-        <w:t>живучи</w:t>
-      </w:r>
-      <w:r>
-        <w:rPr>
-          <w:rFonts w:ascii="Times New Roman" w:hAnsi="Times New Roman"/>
-          <w:sz w:val="24"/>
-          <w:highlight w:val="white"/>
-        </w:rPr>
-        <w:t xml:space="preserve"> на Небесах,* Христа моли,* щоб даровано душам нашим* мир і велику милість.</w:t>
-      </w:r>
-    </w:p>
-    <w:p>
-      <w:pPr>
-        <w:spacing w:after="120"/>
-        <w:jc w:val="both"/>
-        <w:rPr>
-          <w:rFonts w:ascii="Times New Roman" w:hAnsi="Times New Roman"/>
-          <w:sz w:val="24"/>
-          <w:szCs w:val="24"/>
-          <w:u w:val="single"/>
-        </w:rPr>
-      </w:pPr>
-      <w:r>
-        <w:rPr>
-          <w:rFonts w:ascii="Times New Roman" w:hAnsi="Times New Roman"/>
-          <w:i/>
-          <w:color w:val="FF0000"/>
-          <w:sz w:val="24"/>
-          <w:szCs w:val="24"/>
-        </w:rPr>
-        <w:t>Стих:</w:t>
-      </w:r>
-      <w:r>
-        <w:rPr>
-          <w:rFonts w:ascii="Times New Roman" w:hAnsi="Times New Roman"/>
-          <w:i/>
-          <w:sz w:val="24"/>
-          <w:szCs w:val="24"/>
-        </w:rPr>
-        <w:t xml:space="preserve"> </w:t>
-      </w:r>
-      <w:r>
-        <w:rPr>
-          <w:rFonts w:ascii="Times New Roman" w:hAnsi="Times New Roman"/>
-          <w:sz w:val="24"/>
-          <w:szCs w:val="24"/>
-          <w:u w:val="single"/>
-        </w:rPr>
-        <w:t>Велике бо до нас його милосердя, і вірність Господа повіки.</w:t>
-      </w:r>
-    </w:p>
-    <w:p>
-      <w:pPr>
-        <w:pStyle w:val="a"/>
-        <w:spacing w:after="240"/>
-      </w:pPr>
-      <w:r>
-        <w:rPr>
-          <w:rFonts w:ascii="Times New Roman" w:hAnsi="Times New Roman"/>
-          <w:sz w:val="24"/>
-          <w:highlight w:val="white"/>
-        </w:rPr>
-        <w:t xml:space="preserve">Струмені зцілень* завше виточує ковчег твій* тим, що прибігають,* мученику багатостраждальний,* і змиває пристрасті,* і потопляє демонські полки </w:t>
-      </w:r>
-      <w:r>
-        <w:rPr>
-          <w:rFonts w:ascii="Times New Roman" w:hAnsi="Times New Roman"/>
-          <w:sz w:val="24"/>
-          <w:highlight w:val="white"/>
-        </w:rPr>
-        <w:t>співдіянням</w:t>
-      </w:r>
-      <w:r>
-        <w:rPr>
-          <w:rFonts w:ascii="Times New Roman" w:hAnsi="Times New Roman"/>
-          <w:sz w:val="24"/>
-          <w:highlight w:val="white"/>
-        </w:rPr>
-        <w:t xml:space="preserve"> Духа.* Тим-то моли,* щоб даровано душам нашим* мир і велику милість.</w:t>
-      </w:r>
-    </w:p>
-    <w:p>
-      <w:r>
-        <w:t>БОГОРОДИЧНИЙ</w:t>
-      </w:r>
+          <w:color w:val="000000"/>
+          <w:sz w:val="24"/>
+          <w:szCs w:val="24"/>
+        </w:rPr>
+        <w:t>І нині</w:t>
+      </w:r>
+      <w:r>
+        <w:rPr>
+          <w:rFonts w:ascii="Times New Roman" w:hAnsi="Times New Roman"/>
+          <w:color w:val="000000"/>
+          <w:sz w:val="24"/>
+          <w:szCs w:val="24"/>
+        </w:rPr>
+        <w:t> </w:t>
+      </w:r>
+      <w:r>
+        <w:rPr>
+          <w:rFonts w:ascii="Times New Roman" w:hAnsi="Times New Roman"/>
+          <w:i/>
+          <w:color w:val="FF0000"/>
+          <w:sz w:val="24"/>
+          <w:szCs w:val="24"/>
+        </w:rPr>
+        <w:t>(г. 3):</w:t>
+      </w:r>
+      <w:r>
+        <w:rPr>
+          <w:rFonts w:ascii="Times New Roman" w:hAnsi="Times New Roman"/>
+          <w:color w:val="000000"/>
+          <w:sz w:val="24"/>
+          <w:szCs w:val="24"/>
+        </w:rPr>
+        <w:t xml:space="preserve"> У половині празника згадуємо, Господи,* як ти, Добрий, перед с</w:t>
+      </w:r>
+      <w:r>
+        <w:rPr>
+          <w:rFonts w:ascii="Times New Roman" w:hAnsi="Times New Roman"/>
+          <w:color w:val="000000"/>
+          <w:sz w:val="24"/>
+          <w:szCs w:val="24"/>
+        </w:rPr>
+        <w:t>воїми страстями і славним воскресінням* навчав у святині</w:t>
+      </w:r>
+      <w:r>
+        <w:rPr>
+          <w:rFonts w:ascii="Times New Roman" w:hAnsi="Times New Roman"/>
+          <w:sz w:val="24"/>
+          <w:szCs w:val="24"/>
+        </w:rPr>
+        <w:t>*</w:t>
+      </w:r>
+      <w:r>
+        <w:rPr>
+          <w:rFonts w:ascii="Times New Roman" w:hAnsi="Times New Roman"/>
+          <w:color w:val="000000"/>
+          <w:sz w:val="24"/>
+          <w:szCs w:val="24"/>
+        </w:rPr>
+        <w:t xml:space="preserve"> непокірливий народ, фарисеїв та книжників,* кажучи їм: Хто спраглий, нехай прийде до мене і п'є!* Хто вірує в мене, то води життя Духа божественного ріками потечуть з його нутра!* О, несказанна вели</w:t>
+      </w:r>
+      <w:r>
+        <w:rPr>
+          <w:rFonts w:ascii="Times New Roman" w:hAnsi="Times New Roman"/>
+          <w:color w:val="000000"/>
+          <w:sz w:val="24"/>
+          <w:szCs w:val="24"/>
+        </w:rPr>
+        <w:t>чносте твоєї премудрости!* Боже наш, що все наповняєш, – слава тобі!</w:t>
+      </w:r>
+    </w:p>
+    <w:p>
+      <w:pPr>
+        <w:spacing w:after="120"/>
+        <w:jc w:val="both"/>
+        <w:rPr>
+          <w:rFonts w:ascii="Times New Roman" w:hAnsi="Times New Roman"/>
+          <w:sz w:val="24"/>
+          <w:szCs w:val="24"/>
+        </w:rPr>
+      </w:pPr>
     </w:p>
     <w:p>
       <w:pPr>
@@ -3719,17 +3832,28 @@
         <w:rPr>
           <w:rFonts w:ascii="Times New Roman" w:hAnsi="Times New Roman"/>
           <w:i/>
-          <w:color w:val="FF4400"/>
-          <w:sz w:val="24"/>
+          <w:color w:val="FF0000"/>
+          <w:sz w:val="24"/>
+          <w:szCs w:val="24"/>
         </w:rPr>
         <w:t>Священик:</w:t>
       </w:r>
       <w:r>
         <w:rPr>
           <w:rFonts w:ascii="Times New Roman" w:hAnsi="Times New Roman"/>
-          <w:sz w:val="24"/>
-        </w:rPr>
-        <w:t xml:space="preserve"> Мир всім.</w:t>
+          <w:color w:val="FF0000"/>
+          <w:sz w:val="24"/>
+          <w:szCs w:val="24"/>
+        </w:rPr>
+        <w:t xml:space="preserve"> </w:t>
+      </w:r>
+      <w:r>
+        <w:rPr>
+          <w:rFonts w:ascii="Times New Roman" w:hAnsi="Times New Roman"/>
+          <w:sz w:val="24"/>
+          <w:szCs w:val="24"/>
+        </w:rPr>
+        <w:t>Мир всім.</w:t>
       </w:r>
     </w:p>
     <w:p>
@@ -4564,17 +4688,36 @@
         <w:rPr>
           <w:rFonts w:ascii="Times New Roman" w:hAnsi="Times New Roman"/>
           <w:i/>
-          <w:color w:val="FF4400"/>
-          <w:sz w:val="24"/>
+          <w:color w:val="FF0000"/>
+          <w:sz w:val="24"/>
+          <w:szCs w:val="24"/>
         </w:rPr>
         <w:t>Священик:</w:t>
       </w:r>
       <w:r>
         <w:rPr>
           <w:rFonts w:ascii="Times New Roman" w:hAnsi="Times New Roman"/>
-          <w:sz w:val="24"/>
-        </w:rPr>
-        <w:t xml:space="preserve"> Бо ти Бог милости, ласк і чоловіколюбности, і тобі славу віддаємо: Отцю, і Сину, і Святому Духові, нині і повсякчас, і на віки віків.</w:t>
+          <w:color w:val="FF0000"/>
+          <w:sz w:val="24"/>
+          <w:szCs w:val="24"/>
+        </w:rPr>
+        <w:t xml:space="preserve"> </w:t>
+      </w:r>
+      <w:r>
+        <w:rPr>
+          <w:rFonts w:ascii="Times New Roman" w:hAnsi="Times New Roman"/>
+          <w:sz w:val="24"/>
+          <w:szCs w:val="24"/>
+        </w:rPr>
+        <w:t>Бо ти Бог милости, ласк і чолов</w:t>
+      </w:r>
+      <w:r>
+        <w:rPr>
+          <w:rFonts w:ascii="Times New Roman" w:hAnsi="Times New Roman"/>
+          <w:sz w:val="24"/>
+          <w:szCs w:val="24"/>
+        </w:rPr>
+        <w:t>іколюбности, і тобі славу віддаємо: Отцю, і Сину, і Святому Духові, нині і повсякчас, і на віки віків.</w:t>
       </w:r>
     </w:p>
     <w:p>
@@ -4629,17 +4772,28 @@
         <w:rPr>
           <w:rFonts w:ascii="Times New Roman" w:hAnsi="Times New Roman"/>
           <w:i/>
-          <w:color w:val="FF4400"/>
-          <w:sz w:val="24"/>
+          <w:color w:val="FF0000"/>
+          <w:sz w:val="24"/>
+          <w:szCs w:val="24"/>
         </w:rPr>
         <w:t>Священик:</w:t>
       </w:r>
       <w:r>
         <w:rPr>
           <w:rFonts w:ascii="Times New Roman" w:hAnsi="Times New Roman"/>
-          <w:sz w:val="24"/>
-        </w:rPr>
-        <w:t xml:space="preserve"> Мир всім.</w:t>
+          <w:color w:val="FF0000"/>
+          <w:sz w:val="24"/>
+          <w:szCs w:val="24"/>
+        </w:rPr>
+        <w:t xml:space="preserve"> </w:t>
+      </w:r>
+      <w:r>
+        <w:rPr>
+          <w:rFonts w:ascii="Times New Roman" w:hAnsi="Times New Roman"/>
+          <w:sz w:val="24"/>
+          <w:szCs w:val="24"/>
+        </w:rPr>
+        <w:t>Мир всім.</w:t>
       </w:r>
     </w:p>
     <w:p>
@@ -4797,17 +4951,28 @@
         <w:rPr>
           <w:rFonts w:ascii="Times New Roman" w:hAnsi="Times New Roman"/>
           <w:i/>
-          <w:color w:val="FF4400"/>
-          <w:sz w:val="24"/>
+          <w:color w:val="FF0000"/>
+          <w:sz w:val="24"/>
+          <w:szCs w:val="24"/>
         </w:rPr>
         <w:t>Священик:</w:t>
       </w:r>
       <w:r>
         <w:rPr>
           <w:rFonts w:ascii="Times New Roman" w:hAnsi="Times New Roman"/>
-          <w:sz w:val="24"/>
-        </w:rPr>
-        <w:t xml:space="preserve"> Нехай буде влада царства твого благословенна і дуже прославлена: Отця, і Сина, і Святого Духа, нині і повсякчас, і на віки віків.</w:t>
+          <w:color w:val="FF0000"/>
+          <w:sz w:val="24"/>
+          <w:szCs w:val="24"/>
+        </w:rPr>
+        <w:t xml:space="preserve"> </w:t>
+      </w:r>
+      <w:r>
+        <w:rPr>
+          <w:rFonts w:ascii="Times New Roman" w:hAnsi="Times New Roman"/>
+          <w:sz w:val="24"/>
+          <w:szCs w:val="24"/>
+        </w:rPr>
+        <w:t>Нехай буде влада царства твого благословенна і дуже прославлена: Отця, і Сина, і Святого Духа, нині і повсякчас, і на віки віків.</w:t>
       </w:r>
     </w:p>
     <w:p>
@@ -5379,8 +5544,9 @@
         <w:rPr>
           <w:rFonts w:ascii="Times New Roman" w:hAnsi="Times New Roman"/>
           <w:i/>
-          <w:color w:val="FF4400"/>
-          <w:sz w:val="24"/>
+          <w:color w:val="FF0000"/>
+          <w:sz w:val="24"/>
+          <w:szCs w:val="24"/>
         </w:rPr>
         <w:t>Священик:</w:t>
       </w:r>
@@ -5388,8 +5554,17 @@
         <w:rPr>
           <w:rFonts w:ascii="Times New Roman" w:hAnsi="Times New Roman"/>
           <w:sz w:val="24"/>
-        </w:rPr>
-        <w:t xml:space="preserve"> Бо твоє є царство, і сила, і слава, Отця, і Сина, і Святого Духа, нині і повсякчас, і на віки віків.</w:t>
+          <w:szCs w:val="24"/>
+        </w:rPr>
+        <w:t xml:space="preserve"> </w:t>
+      </w:r>
+      <w:r>
+        <w:rPr>
+          <w:rFonts w:ascii="Times New Roman" w:hAnsi="Times New Roman"/>
+          <w:sz w:val="24"/>
+          <w:szCs w:val="24"/>
+        </w:rPr>
+        <w:t>Бо твоє є царство, і сила, і слава, Отця, і Сина, і Святого Духа, нині і повсякчас, і на віки віків.</w:t>
       </w:r>
     </w:p>
     <w:p>
@@ -5465,90 +5640,212 @@
     </w:p>
     <w:p>
       <w:pPr>
-        <w:pStyle w:val="a"/>
-        <w:spacing w:after="160"/>
-      </w:pPr>
-      <w:r>
-        <w:rPr>
-          <w:rFonts w:ascii="Times New Roman" w:hAnsi="Times New Roman"/>
-          <w:i/>
-          <w:color w:val="FF0000"/>
-          <w:sz w:val="24"/>
-        </w:rPr>
-        <w:t>Тропар (г. 4):</w:t>
-      </w:r>
-      <w:r>
-        <w:rPr>
-          <w:rFonts w:ascii="Times New Roman" w:hAnsi="Times New Roman"/>
-          <w:color w:val="000000"/>
-          <w:sz w:val="24"/>
-        </w:rPr>
-        <w:t xml:space="preserve"> Мученики Твої, Господи* у </w:t>
-      </w:r>
-      <w:r>
-        <w:rPr>
-          <w:rFonts w:ascii="Times New Roman" w:hAnsi="Times New Roman"/>
-          <w:sz w:val="24"/>
-        </w:rPr>
-        <w:t>стражданнях</w:t>
-      </w:r>
-      <w:r>
-        <w:rPr>
-          <w:rFonts w:ascii="Times New Roman" w:hAnsi="Times New Roman"/>
-          <w:color w:val="000000"/>
-          <w:sz w:val="24"/>
-        </w:rPr>
-        <w:t xml:space="preserve"> своїх прийняли вінець нетлінний від Тебе, Бога нашого,* мавши бо кріпость Твою, вони мучителів подолали,* сокрушили і демонів зухвальства безсильні.* Їх молитвами с</w:t>
-      </w:r>
-      <w:r>
-        <w:rPr>
-          <w:rFonts w:ascii="Times New Roman" w:hAnsi="Times New Roman"/>
-          <w:color w:val="000000"/>
-          <w:sz w:val="24"/>
-        </w:rPr>
-        <w:t>паси душі наші.</w:t>
-      </w:r>
-    </w:p>
-    <w:p>
-      <w:pPr>
-        <w:pStyle w:val="Normal"/>
+        <w:pBdr>
+          <w:top w:val="nil"/>
+          <w:left w:val="nil"/>
+          <w:bottom w:val="nil"/>
+          <w:right w:val="nil"/>
+          <w:between w:val="nil"/>
+        </w:pBdr>
+        <w:spacing w:after="120"/>
+        <w:jc w:val="both"/>
+        <w:rPr>
+          <w:rFonts w:ascii="Times New Roman" w:hAnsi="Times New Roman"/>
+          <w:color w:val="FF0000"/>
+          <w:sz w:val="24"/>
+          <w:szCs w:val="24"/>
+        </w:rPr>
+      </w:pPr>
+      <w:r>
+        <w:rPr>
+          <w:rFonts w:ascii="Times New Roman" w:hAnsi="Times New Roman"/>
+          <w:i/>
+          <w:color w:val="FF0000"/>
+          <w:sz w:val="24"/>
+          <w:szCs w:val="24"/>
+          <w:highlight w:val="white"/>
+        </w:rPr>
+        <w:t>(г. 3):</w:t>
+      </w:r>
+      <w:r>
+        <w:rPr>
+          <w:rFonts w:ascii="Times New Roman" w:hAnsi="Times New Roman"/>
+          <w:color w:val="FF0000"/>
+          <w:sz w:val="24"/>
+          <w:szCs w:val="24"/>
+          <w:highlight w:val="white"/>
+        </w:rPr>
+        <w:t xml:space="preserve"> </w:t>
+      </w:r>
+      <w:r>
+        <w:rPr>
+          <w:rFonts w:ascii="Times New Roman" w:hAnsi="Times New Roman"/>
+          <w:color w:val="000000"/>
+          <w:sz w:val="24"/>
+          <w:szCs w:val="24"/>
+          <w:highlight w:val="white"/>
+        </w:rPr>
+        <w:t>Стовпом православ'я був єси,</w:t>
+      </w:r>
+      <w:r>
+        <w:rPr>
+          <w:rFonts w:ascii="Times New Roman" w:hAnsi="Times New Roman"/>
+          <w:color w:val="000000"/>
+          <w:sz w:val="24"/>
+          <w:szCs w:val="24"/>
+        </w:rPr>
+        <w:t>*</w:t>
+      </w:r>
+      <w:r>
+        <w:rPr>
+          <w:rFonts w:ascii="Times New Roman" w:hAnsi="Times New Roman"/>
+          <w:color w:val="000000"/>
+          <w:sz w:val="24"/>
+          <w:szCs w:val="24"/>
+          <w:highlight w:val="white"/>
+        </w:rPr>
+        <w:t xml:space="preserve"> божественними догматами Церкву підпираючи,</w:t>
+      </w:r>
+      <w:r>
+        <w:rPr>
+          <w:rFonts w:ascii="Times New Roman" w:hAnsi="Times New Roman"/>
+          <w:color w:val="000000"/>
+          <w:sz w:val="24"/>
+          <w:szCs w:val="24"/>
+        </w:rPr>
+        <w:t>*</w:t>
+      </w:r>
+      <w:r>
+        <w:rPr>
+          <w:rFonts w:ascii="Times New Roman" w:hAnsi="Times New Roman"/>
+          <w:color w:val="000000"/>
+          <w:sz w:val="24"/>
+          <w:szCs w:val="24"/>
+          <w:highlight w:val="white"/>
+        </w:rPr>
+        <w:t xml:space="preserve"> священноначальнику Атаназію,</w:t>
+      </w:r>
+      <w:r>
+        <w:rPr>
+          <w:rFonts w:ascii="Times New Roman" w:hAnsi="Times New Roman"/>
+          <w:color w:val="000000"/>
+          <w:sz w:val="24"/>
+          <w:szCs w:val="24"/>
+        </w:rPr>
+        <w:t>*</w:t>
+      </w:r>
+      <w:r>
+        <w:rPr>
+          <w:rFonts w:ascii="Times New Roman" w:hAnsi="Times New Roman"/>
+          <w:color w:val="000000"/>
+          <w:sz w:val="24"/>
+          <w:szCs w:val="24"/>
+          <w:highlight w:val="white"/>
+        </w:rPr>
+        <w:t xml:space="preserve"> Отцеві бо єдиносущного Сина проповідувавши,</w:t>
+      </w:r>
+      <w:r>
+        <w:rPr>
+          <w:rFonts w:ascii="Times New Roman" w:hAnsi="Times New Roman"/>
+          <w:color w:val="000000"/>
+          <w:sz w:val="24"/>
+          <w:szCs w:val="24"/>
+        </w:rPr>
+        <w:t>*</w:t>
+      </w:r>
+      <w:r>
+        <w:rPr>
+          <w:rFonts w:ascii="Times New Roman" w:hAnsi="Times New Roman"/>
+          <w:color w:val="000000"/>
+          <w:sz w:val="24"/>
+          <w:szCs w:val="24"/>
+          <w:highlight w:val="white"/>
+        </w:rPr>
+        <w:t xml:space="preserve"> осоромив ти Арія, отче преподобний,</w:t>
+      </w:r>
+      <w:r>
+        <w:rPr>
+          <w:rFonts w:ascii="Times New Roman" w:hAnsi="Times New Roman"/>
+          <w:color w:val="000000"/>
+          <w:sz w:val="24"/>
+          <w:szCs w:val="24"/>
+        </w:rPr>
+        <w:t>*</w:t>
+      </w:r>
+      <w:r>
+        <w:rPr>
+          <w:rFonts w:ascii="Times New Roman" w:hAnsi="Times New Roman"/>
+          <w:color w:val="000000"/>
+          <w:sz w:val="24"/>
+          <w:szCs w:val="24"/>
+          <w:highlight w:val="white"/>
+        </w:rPr>
+        <w:t xml:space="preserve"> Христа Бога моли, щоб дарував нас велику милість.</w:t>
+      </w:r>
+    </w:p>
+    <w:p>
+      <w:pPr>
+        <w:spacing w:after="120"/>
+        <w:jc w:val="both"/>
+        <w:rPr>
+          <w:rFonts w:ascii="Times New Roman" w:hAnsi="Times New Roman"/>
+          <w:sz w:val="24"/>
+          <w:szCs w:val="24"/>
+        </w:rPr>
       </w:pPr>
       <w:r>
         <w:rPr>
           <w:rFonts w:ascii="Times New Roman" w:hAnsi="Times New Roman"/>
           <w:b/>
           <w:sz w:val="24"/>
-        </w:rPr>
-        <w:t xml:space="preserve">І нині: </w:t>
-      </w:r>
-      <w:r>
-        <w:rPr>
-          <w:rFonts w:ascii="Times New Roman" w:hAnsi="Times New Roman"/>
-          <w:i/>
-          <w:color w:val="FF4400"/>
-          <w:sz w:val="24"/>
-        </w:rPr>
-        <w:t>Тропар (г. 8):</w:t>
-      </w:r>
-      <w:r>
-        <w:rPr>
-          <w:rFonts w:ascii="Times New Roman" w:hAnsi="Times New Roman"/>
-          <w:sz w:val="24"/>
+          <w:szCs w:val="24"/>
+        </w:rPr>
+        <w:t>Слава: і нині:</w:t>
+      </w:r>
+      <w:r>
+        <w:rPr>
+          <w:rFonts w:ascii="Times New Roman" w:hAnsi="Times New Roman"/>
+          <w:sz w:val="24"/>
+          <w:szCs w:val="24"/>
         </w:rPr>
         <w:t xml:space="preserve"> </w:t>
       </w:r>
       <w:r>
         <w:rPr>
           <w:rFonts w:ascii="Times New Roman" w:hAnsi="Times New Roman"/>
-          <w:color w:val="333333"/>
-          <w:sz w:val="24"/>
-        </w:rPr>
-        <w:t>В переполовення празника спраглу душу мою благочестя напій водами,* до всіх бо, Спасе, закликав Ти:* Спраглий нехай гряде до мене і нехай п’є.* Джерело життя нашого, Христе Боже, слава Тобі.</w:t>
-      </w:r>
-    </w:p>
-    <w:p>
-      <w:pPr>
-        <w:pStyle w:val="Normal"/>
+          <w:i/>
+          <w:color w:val="FF0000"/>
+          <w:sz w:val="24"/>
+          <w:szCs w:val="24"/>
+        </w:rPr>
+        <w:t>(г. 8):</w:t>
+      </w:r>
+      <w:r>
+        <w:rPr>
+          <w:rFonts w:ascii="Times New Roman" w:hAnsi="Times New Roman"/>
+          <w:sz w:val="24"/>
+          <w:szCs w:val="24"/>
+        </w:rPr>
+        <w:t xml:space="preserve"> В переполовення празника спраглу душу мою благочестя напій водами,* до</w:t>
+      </w:r>
+      <w:r>
+        <w:rPr>
+          <w:rFonts w:ascii="Times New Roman" w:hAnsi="Times New Roman"/>
+          <w:sz w:val="24"/>
+          <w:szCs w:val="24"/>
+        </w:rPr>
+        <w:t xml:space="preserve"> всіх бо, Спасе, закликав Ти:* Спраглий нехай гряде до мене і нехай п’є.* Джерело життя нашого, Христе Боже, слава Тобі.</w:t>
+      </w:r>
+    </w:p>
+    <w:p>
+      <w:pPr>
+        <w:spacing w:after="120"/>
+        <w:jc w:val="both"/>
+        <w:rPr>
+          <w:rFonts w:ascii="Times New Roman" w:hAnsi="Times New Roman"/>
+          <w:sz w:val="24"/>
+          <w:szCs w:val="24"/>
+        </w:rPr>
       </w:pPr>
     </w:p>
     <w:p>
@@ -5917,15 +6214,18 @@
         <w:rPr>
           <w:rFonts w:ascii="Times New Roman" w:hAnsi="Times New Roman"/>
           <w:i/>
-          <w:color w:val="FF4400"/>
-          <w:sz w:val="24"/>
-        </w:rPr>
+          <w:color w:val="FF0000"/>
+          <w:sz w:val="24"/>
+          <w:szCs w:val="24"/>
+        </w:rPr>
+        <w:lastRenderedPageBreak/>
         <w:t>Священик:</w:t>
       </w:r>
       <w:r>
         <w:rPr>
           <w:rFonts w:ascii="Times New Roman" w:hAnsi="Times New Roman"/>
           <w:sz w:val="24"/>
+          <w:szCs w:val="24"/>
         </w:rPr>
         <w:t xml:space="preserve"> Бо милостивий і чоловіколюбець Бог єси, і тобі славу возсилаємо: Отцю, і Сину, і Святому Духові, нині і повсякчас, і на віки віків.</w:t>
       </w:r>
@@ -6063,17 +6363,20 @@
         <w:rPr>
           <w:rFonts w:ascii="Times New Roman" w:hAnsi="Times New Roman"/>
           <w:i/>
-          <w:color w:val="FF4400"/>
-          <w:sz w:val="24"/>
+          <w:color w:val="FF0000"/>
+          <w:sz w:val="24"/>
+          <w:szCs w:val="24"/>
         </w:rPr>
         <w:t>Священик:</w:t>
       </w:r>
       <w:r>
         <w:rPr>
           <w:rFonts w:ascii="Times New Roman" w:hAnsi="Times New Roman"/>
-          <w:sz w:val="24"/>
-        </w:rPr>
-        <w:t xml:space="preserve"> Слава тобі, Христе Боже, надіє наша, слава тобі!</w:t>
+          <w:color w:val="000000"/>
+          <w:sz w:val="24"/>
+          <w:szCs w:val="24"/>
+        </w:rPr>
+        <w:t> Слава тобі, Христе Боже, надіє наша, слава тобі!</w:t>
       </w:r>
     </w:p>
     <w:p>
@@ -6136,37 +6439,86 @@
       </w:r>
     </w:p>
     <w:p>
-      <w:r>
-        <w:rPr>
-          <w:rFonts w:ascii="Times New Roman" w:hAnsi="Times New Roman"/>
-          <w:i/>
-          <w:color w:val="FF4400"/>
-          <w:sz w:val="24"/>
+      <w:pPr>
+        <w:spacing w:after="120"/>
+        <w:jc w:val="both"/>
+        <w:rPr>
+          <w:rFonts w:ascii="Times New Roman" w:hAnsi="Times New Roman"/>
+          <w:sz w:val="24"/>
+          <w:szCs w:val="24"/>
+        </w:rPr>
+      </w:pPr>
+      <w:r>
+        <w:rPr>
+          <w:rFonts w:ascii="Times New Roman" w:hAnsi="Times New Roman"/>
+          <w:i/>
+          <w:color w:val="FF0000"/>
+          <w:sz w:val="24"/>
+          <w:szCs w:val="24"/>
         </w:rPr>
         <w:t>Священик:</w:t>
       </w:r>
       <w:r>
         <w:rPr>
           <w:rFonts w:ascii="Times New Roman" w:hAnsi="Times New Roman"/>
-          <w:sz w:val="24"/>
-        </w:rPr>
-        <w:t xml:space="preserve"> Христос, істинний Бог наш - молитвами пречистої Своєї Матері, заступництвом чесних небесних сил безтілесних, святих славних і всехвальних апостолів, святого, </w:t>
-      </w:r>
-      <w:r>
-        <w:rPr>
-          <w:rFonts w:ascii="Times New Roman" w:hAnsi="Times New Roman"/>
-          <w:i/>
-          <w:color w:val="FF4400"/>
-          <w:sz w:val="24"/>
-        </w:rPr>
-        <w:t>якого є храм</w:t>
-      </w:r>
-      <w:r>
-        <w:rPr>
-          <w:rFonts w:ascii="Times New Roman" w:hAnsi="Times New Roman"/>
-          <w:sz w:val="24"/>
-        </w:rPr>
-        <w:t>, святого мученика Лукиліяна і тих, що з ним і всіх святих - помилує і спасе нас як благий і людинолюбний.</w:t>
+          <w:color w:val="FF0000"/>
+          <w:sz w:val="24"/>
+          <w:szCs w:val="24"/>
+        </w:rPr>
+        <w:t xml:space="preserve"> </w:t>
+      </w:r>
+      <w:r>
+        <w:rPr>
+          <w:rFonts w:ascii="Times New Roman" w:hAnsi="Times New Roman"/>
+          <w:sz w:val="24"/>
+          <w:szCs w:val="24"/>
+        </w:rPr>
+        <w:t xml:space="preserve">Христос, що воскрес із мертвих, істинний Бог наш, молитвами пречистої своєї Матері, святих, славних і всехвальних апостолів. і святого </w:t>
+      </w:r>
+      <w:r>
+        <w:rPr>
+          <w:rFonts w:ascii="Times New Roman" w:hAnsi="Times New Roman"/>
+          <w:i/>
+          <w:color w:val="FF0000"/>
+          <w:sz w:val="24"/>
+          <w:szCs w:val="24"/>
+        </w:rPr>
+        <w:t>(ім'я, якого є х</w:t>
+      </w:r>
+      <w:r>
+        <w:rPr>
+          <w:rFonts w:ascii="Times New Roman" w:hAnsi="Times New Roman"/>
+          <w:i/>
+          <w:color w:val="FF0000"/>
+          <w:sz w:val="24"/>
+          <w:szCs w:val="24"/>
+        </w:rPr>
+        <w:t>рам)</w:t>
+      </w:r>
+      <w:r>
+        <w:rPr>
+          <w:rFonts w:ascii="Times New Roman" w:hAnsi="Times New Roman"/>
+          <w:sz w:val="24"/>
+          <w:szCs w:val="24"/>
+        </w:rPr>
+        <w:t xml:space="preserve">, і </w:t>
+      </w:r>
+      <w:r>
+        <w:rPr>
+          <w:rFonts w:ascii="Times New Roman" w:hAnsi="Times New Roman"/>
+          <w:color w:val="000000"/>
+          <w:sz w:val="24"/>
+          <w:szCs w:val="24"/>
+        </w:rPr>
+        <w:t>свя</w:t>
+      </w:r>
+      <w:r>
+        <w:rPr>
+          <w:rFonts w:ascii="Times New Roman" w:hAnsi="Times New Roman"/>
+          <w:sz w:val="24"/>
+          <w:szCs w:val="24"/>
+        </w:rPr>
+        <w:t>того отця нашого Атанасія Великого, архиєпископа Олександрійського, і всіх святих, помилує і спасе нас, як благий і чоловіколюбець.</w:t>
       </w:r>
     </w:p>
     <w:p>
@@ -6375,17 +6727,28 @@
         <w:rPr>
           <w:rFonts w:ascii="Times New Roman" w:hAnsi="Times New Roman"/>
           <w:i/>
-          <w:color w:val="FF4400"/>
-          <w:sz w:val="24"/>
-        </w:rPr>
-        <w:t>Священик:</w:t>
-      </w:r>
-      <w:r>
-        <w:rPr>
-          <w:rFonts w:ascii="Times New Roman" w:hAnsi="Times New Roman"/>
-          <w:sz w:val="24"/>
-        </w:rPr>
-        <w:t xml:space="preserve"> Слава святій, одноістотній, животворящій і нероздільній Тройці, завжди, нині і повсякчас, і на віки віків.</w:t>
+          <w:color w:val="FF0000"/>
+          <w:sz w:val="24"/>
+          <w:szCs w:val="24"/>
+        </w:rPr>
+        <w:t>Священик</w:t>
+      </w:r>
+      <w:r>
+        <w:rPr>
+          <w:rFonts w:ascii="Times New Roman" w:hAnsi="Times New Roman"/>
+          <w:color w:val="FF0000"/>
+          <w:sz w:val="24"/>
+          <w:szCs w:val="24"/>
+        </w:rPr>
+        <w:t xml:space="preserve">: </w:t>
+      </w:r>
+      <w:r>
+        <w:rPr>
+          <w:rFonts w:ascii="Times New Roman" w:hAnsi="Times New Roman"/>
+          <w:sz w:val="24"/>
+          <w:szCs w:val="24"/>
+        </w:rPr>
+        <w:t>Слава святій, одноістотній, животворящій і нероздільній Тройці, завжди, нині і повсякчас, і на віки віків.</w:t>
       </w:r>
     </w:p>
     <w:p>
@@ -10121,8 +10484,9 @@
         <w:rPr>
           <w:rFonts w:ascii="Times New Roman" w:hAnsi="Times New Roman"/>
           <w:i/>
-          <w:color w:val="FF4400"/>
-          <w:sz w:val="24"/>
+          <w:color w:val="FF0000"/>
+          <w:sz w:val="24"/>
+          <w:szCs w:val="24"/>
         </w:rPr>
         <w:t>Священик:</w:t>
       </w:r>
@@ -10130,6 +10494,7 @@
         <w:rPr>
           <w:rFonts w:ascii="Times New Roman" w:hAnsi="Times New Roman"/>
           <w:sz w:val="24"/>
+          <w:szCs w:val="24"/>
         </w:rPr>
         <w:t xml:space="preserve"> Бо тобі належить усяка слава, честь і поклоніння, Отцю, і Сину, і Святому Духові, нині і повсякчас, і на віки віків.</w:t>
       </w:r>
@@ -10423,100 +10788,261 @@
     </w:p>
     <w:p>
       <w:pPr>
-        <w:pStyle w:val="a"/>
-        <w:spacing w:after="160"/>
-      </w:pPr>
-      <w:r>
-        <w:rPr>
-          <w:rFonts w:ascii="Times New Roman" w:hAnsi="Times New Roman"/>
-          <w:i/>
-          <w:color w:val="FF0000"/>
-          <w:sz w:val="24"/>
-        </w:rPr>
-        <w:t>Тропар (г. 4):</w:t>
-      </w:r>
-      <w:r>
-        <w:rPr>
-          <w:rFonts w:ascii="Times New Roman" w:hAnsi="Times New Roman"/>
-          <w:color w:val="000000"/>
-          <w:sz w:val="24"/>
-        </w:rPr>
-        <w:t xml:space="preserve"> Мученики Твої, Господи* у </w:t>
-      </w:r>
-      <w:r>
-        <w:rPr>
-          <w:rFonts w:ascii="Times New Roman" w:hAnsi="Times New Roman"/>
-          <w:sz w:val="24"/>
-        </w:rPr>
-        <w:t>стражданнях</w:t>
-      </w:r>
-      <w:r>
-        <w:rPr>
-          <w:rFonts w:ascii="Times New Roman" w:hAnsi="Times New Roman"/>
-          <w:color w:val="000000"/>
-          <w:sz w:val="24"/>
-        </w:rPr>
-        <w:t xml:space="preserve"> своїх прийняли вінець нетлінний від Тебе, Бога нашого,* мавши бо кріпость Твою, вони мучителів подолали,* сокрушили і демонів зухвальства безсильні.* Їх молитвами с</w:t>
-      </w:r>
-      <w:r>
-        <w:rPr>
-          <w:rFonts w:ascii="Times New Roman" w:hAnsi="Times New Roman"/>
-          <w:color w:val="000000"/>
-          <w:sz w:val="24"/>
-        </w:rPr>
-        <w:t>паси душі наші.</w:t>
-      </w:r>
-      <w:r>
-        <w:rPr>
-          <w:rFonts w:ascii="Times New Roman" w:hAnsi="Times New Roman"/>
-          <w:i/>
-          <w:color w:val="FF4400"/>
-          <w:sz w:val="24"/>
-        </w:rPr>
-        <w:t xml:space="preserve"> (2 р.)</w:t>
-      </w:r>
-    </w:p>
-    <w:p>
-      <w:pPr>
-        <w:pStyle w:val="Normal"/>
+        <w:spacing w:after="120"/>
+        <w:jc w:val="both"/>
+        <w:rPr>
+          <w:rFonts w:ascii="Times New Roman" w:hAnsi="Times New Roman"/>
+          <w:sz w:val="24"/>
+          <w:szCs w:val="24"/>
+        </w:rPr>
+      </w:pPr>
+      <w:r>
+        <w:rPr>
+          <w:rFonts w:ascii="Times New Roman" w:hAnsi="Times New Roman"/>
+          <w:i/>
+          <w:color w:val="FF0000"/>
+          <w:sz w:val="24"/>
+          <w:szCs w:val="24"/>
+        </w:rPr>
+        <w:t>(</w:t>
+      </w:r>
+      <w:r>
+        <w:rPr>
+          <w:rFonts w:ascii="Times New Roman" w:hAnsi="Times New Roman"/>
+          <w:i/>
+          <w:color w:val="FF0000"/>
+          <w:sz w:val="24"/>
+          <w:szCs w:val="24"/>
+        </w:rPr>
+        <w:t>г. 8):</w:t>
+      </w:r>
+      <w:r>
+        <w:rPr>
+          <w:rFonts w:ascii="Times New Roman" w:hAnsi="Times New Roman"/>
+          <w:sz w:val="24"/>
+          <w:szCs w:val="24"/>
+        </w:rPr>
+        <w:t xml:space="preserve"> В переполовення празника спраглу душу мою благочестя напій водами,* до всіх бо, Спасе, закликав Ти:* Спраглий нехай гряде до мене і нехай п’є.* Джерело життя нашого, Христе Боже, слава Тобі. </w:t>
+      </w:r>
+      <w:r>
+        <w:rPr>
+          <w:rFonts w:ascii="Times New Roman" w:hAnsi="Times New Roman"/>
+          <w:i/>
+          <w:color w:val="FF0000"/>
+          <w:sz w:val="24"/>
+          <w:szCs w:val="24"/>
+        </w:rPr>
+        <w:t>(2 р.)</w:t>
+      </w:r>
+    </w:p>
+    <w:p>
+      <w:pPr>
+        <w:pBdr>
+          <w:top w:val="nil"/>
+          <w:left w:val="nil"/>
+          <w:bottom w:val="nil"/>
+          <w:right w:val="nil"/>
+          <w:between w:val="nil"/>
+        </w:pBdr>
+        <w:spacing w:after="120"/>
+        <w:jc w:val="both"/>
+        <w:rPr>
+          <w:rFonts w:ascii="Times New Roman" w:hAnsi="Times New Roman"/>
+          <w:color w:val="FF0000"/>
+          <w:sz w:val="24"/>
+          <w:szCs w:val="24"/>
+        </w:rPr>
       </w:pPr>
       <w:r>
         <w:rPr>
           <w:rFonts w:ascii="Times New Roman" w:hAnsi="Times New Roman"/>
           <w:b/>
-          <w:sz w:val="24"/>
-        </w:rPr>
-        <w:t xml:space="preserve">І нині: </w:t>
-      </w:r>
-      <w:r>
-        <w:rPr>
-          <w:rFonts w:ascii="Times New Roman" w:hAnsi="Times New Roman"/>
-          <w:i/>
-          <w:color w:val="FF4400"/>
-          <w:sz w:val="24"/>
-        </w:rPr>
-        <w:t>Тропар (г. 8):</w:t>
-      </w:r>
-      <w:r>
-        <w:rPr>
-          <w:rFonts w:ascii="Times New Roman" w:hAnsi="Times New Roman"/>
-          <w:sz w:val="24"/>
+          <w:color w:val="000000"/>
+          <w:sz w:val="24"/>
+          <w:szCs w:val="24"/>
+        </w:rPr>
+        <w:t xml:space="preserve">Слава: </w:t>
+      </w:r>
+      <w:r>
+        <w:rPr>
+          <w:rFonts w:ascii="Times New Roman" w:hAnsi="Times New Roman"/>
+          <w:i/>
+          <w:color w:val="FF0000"/>
+          <w:sz w:val="24"/>
+          <w:szCs w:val="24"/>
+          <w:highlight w:val="white"/>
+        </w:rPr>
+        <w:t>(г. 3):</w:t>
+      </w:r>
+      <w:r>
+        <w:rPr>
+          <w:rFonts w:ascii="Times New Roman" w:hAnsi="Times New Roman"/>
+          <w:color w:val="FF0000"/>
+          <w:sz w:val="24"/>
+          <w:szCs w:val="24"/>
+          <w:highlight w:val="white"/>
         </w:rPr>
         <w:t xml:space="preserve"> </w:t>
       </w:r>
       <w:r>
         <w:rPr>
           <w:rFonts w:ascii="Times New Roman" w:hAnsi="Times New Roman"/>
-          <w:color w:val="333333"/>
-          <w:sz w:val="24"/>
-        </w:rPr>
-        <w:t>В переполовення празника спраглу душу мою благочестя напій водами,* до всіх бо, Спасе, закликав Ти:* Спраглий нехай гряде до мене і нехай п’є.* Джерело життя нашого, Христе Боже, слава Тобі.</w:t>
-      </w:r>
-    </w:p>
-    <w:p>
-      <w:pPr>
-        <w:pStyle w:val="Normal"/>
-      </w:pPr>
+          <w:color w:val="000000"/>
+          <w:sz w:val="24"/>
+          <w:szCs w:val="24"/>
+          <w:highlight w:val="white"/>
+        </w:rPr>
+        <w:t>Стовпом православ'я був єси,</w:t>
+      </w:r>
+      <w:r>
+        <w:rPr>
+          <w:rFonts w:ascii="Times New Roman" w:hAnsi="Times New Roman"/>
+          <w:color w:val="000000"/>
+          <w:sz w:val="24"/>
+          <w:szCs w:val="24"/>
+        </w:rPr>
+        <w:t>*</w:t>
+      </w:r>
+      <w:r>
+        <w:rPr>
+          <w:rFonts w:ascii="Times New Roman" w:hAnsi="Times New Roman"/>
+          <w:color w:val="000000"/>
+          <w:sz w:val="24"/>
+          <w:szCs w:val="24"/>
+          <w:highlight w:val="white"/>
+        </w:rPr>
+        <w:t xml:space="preserve"> божественними догматами Церкву підпираючи,</w:t>
+      </w:r>
+      <w:r>
+        <w:rPr>
+          <w:rFonts w:ascii="Times New Roman" w:hAnsi="Times New Roman"/>
+          <w:color w:val="000000"/>
+          <w:sz w:val="24"/>
+          <w:szCs w:val="24"/>
+        </w:rPr>
+        <w:t>*</w:t>
+      </w:r>
+      <w:r>
+        <w:rPr>
+          <w:rFonts w:ascii="Times New Roman" w:hAnsi="Times New Roman"/>
+          <w:color w:val="000000"/>
+          <w:sz w:val="24"/>
+          <w:szCs w:val="24"/>
+          <w:highlight w:val="white"/>
+        </w:rPr>
+        <w:t xml:space="preserve"> священноначальнику Атаназію,</w:t>
+      </w:r>
+      <w:r>
+        <w:rPr>
+          <w:rFonts w:ascii="Times New Roman" w:hAnsi="Times New Roman"/>
+          <w:color w:val="000000"/>
+          <w:sz w:val="24"/>
+          <w:szCs w:val="24"/>
+        </w:rPr>
+        <w:t>*</w:t>
+      </w:r>
+      <w:r>
+        <w:rPr>
+          <w:rFonts w:ascii="Times New Roman" w:hAnsi="Times New Roman"/>
+          <w:color w:val="000000"/>
+          <w:sz w:val="24"/>
+          <w:szCs w:val="24"/>
+          <w:highlight w:val="white"/>
+        </w:rPr>
+        <w:t xml:space="preserve"> Отцеві бо єдиносущного Сина проповідувавши,</w:t>
+      </w:r>
+      <w:r>
+        <w:rPr>
+          <w:rFonts w:ascii="Times New Roman" w:hAnsi="Times New Roman"/>
+          <w:color w:val="000000"/>
+          <w:sz w:val="24"/>
+          <w:szCs w:val="24"/>
+        </w:rPr>
+        <w:t>*</w:t>
+      </w:r>
+      <w:r>
+        <w:rPr>
+          <w:rFonts w:ascii="Times New Roman" w:hAnsi="Times New Roman"/>
+          <w:color w:val="000000"/>
+          <w:sz w:val="24"/>
+          <w:szCs w:val="24"/>
+          <w:highlight w:val="white"/>
+        </w:rPr>
+        <w:t xml:space="preserve"> осоромив ти Арія, отче преподобний,</w:t>
+      </w:r>
+      <w:r>
+        <w:rPr>
+          <w:rFonts w:ascii="Times New Roman" w:hAnsi="Times New Roman"/>
+          <w:color w:val="000000"/>
+          <w:sz w:val="24"/>
+          <w:szCs w:val="24"/>
+        </w:rPr>
+        <w:t>*</w:t>
+      </w:r>
+      <w:r>
+        <w:rPr>
+          <w:rFonts w:ascii="Times New Roman" w:hAnsi="Times New Roman"/>
+          <w:color w:val="000000"/>
+          <w:sz w:val="24"/>
+          <w:szCs w:val="24"/>
+          <w:highlight w:val="white"/>
+        </w:rPr>
+        <w:t xml:space="preserve"> Христа Бога моли, щоб дарував нас велику милість.</w:t>
+      </w:r>
+    </w:p>
+    <w:p>
+      <w:pPr>
+        <w:spacing w:after="120"/>
+        <w:jc w:val="both"/>
+        <w:rPr>
+          <w:rFonts w:ascii="Times New Roman" w:hAnsi="Times New Roman"/>
+          <w:sz w:val="24"/>
+          <w:szCs w:val="24"/>
+        </w:rPr>
+      </w:pPr>
+      <w:r>
+        <w:rPr>
+          <w:rFonts w:ascii="Times New Roman" w:hAnsi="Times New Roman"/>
+          <w:b/>
+          <w:sz w:val="24"/>
+          <w:szCs w:val="24"/>
+        </w:rPr>
+        <w:t>І нині:</w:t>
+      </w:r>
+      <w:r>
+        <w:rPr>
+          <w:rFonts w:ascii="Times New Roman" w:hAnsi="Times New Roman"/>
+          <w:sz w:val="24"/>
+          <w:szCs w:val="24"/>
+        </w:rPr>
+        <w:t xml:space="preserve"> </w:t>
+      </w:r>
+      <w:r>
+        <w:rPr>
+          <w:rFonts w:ascii="Times New Roman" w:hAnsi="Times New Roman"/>
+          <w:i/>
+          <w:color w:val="FF0000"/>
+          <w:sz w:val="24"/>
+          <w:szCs w:val="24"/>
+        </w:rPr>
+        <w:t>(г. 8):</w:t>
+      </w:r>
+      <w:r>
+        <w:rPr>
+          <w:rFonts w:ascii="Times New Roman" w:hAnsi="Times New Roman"/>
+          <w:sz w:val="24"/>
+          <w:szCs w:val="24"/>
+        </w:rPr>
+        <w:t xml:space="preserve"> В переполовення празника спраглу </w:t>
+      </w:r>
+      <w:r>
+        <w:rPr>
+          <w:rFonts w:ascii="Times New Roman" w:hAnsi="Times New Roman"/>
+          <w:sz w:val="24"/>
+          <w:szCs w:val="24"/>
+        </w:rPr>
+        <w:t>душу мою благочестя напій водами,* до всіх бо, Спасе, закликав Ти:* Спраглий нехай гряде до мене і нехай п’є.* Джерело життя нашого, Христе Боже, слава Тобі.</w:t>
+      </w:r>
     </w:p>
     <w:p>
       <w:pPr>
@@ -10756,17 +11282,37 @@
         <w:rPr>
           <w:rFonts w:ascii="Times New Roman" w:hAnsi="Times New Roman"/>
           <w:i/>
-          <w:color w:val="FF4400"/>
-          <w:sz w:val="24"/>
-        </w:rPr>
-        <w:t>Священик:</w:t>
-      </w:r>
-      <w:r>
-        <w:rPr>
-          <w:rFonts w:ascii="Times New Roman" w:hAnsi="Times New Roman"/>
-          <w:sz w:val="24"/>
-        </w:rPr>
-        <w:t xml:space="preserve"> Бо Твоя влада і Твоє єсть царство і сила, і слава Отця, і Сина, і Святого Духа, нині і повсякчас, і на віки віків.</w:t>
+          <w:color w:val="FF0000"/>
+          <w:sz w:val="24"/>
+          <w:szCs w:val="24"/>
+        </w:rPr>
+        <w:t>Священик: </w:t>
+      </w:r>
+      <w:r>
+        <w:rPr>
+          <w:rFonts w:ascii="Times New Roman" w:hAnsi="Times New Roman"/>
+          <w:color w:val="000000"/>
+          <w:sz w:val="24"/>
+          <w:szCs w:val="24"/>
+        </w:rPr>
+        <w:t>Бо Твоя влада і Твоє єсть ца</w:t>
+      </w:r>
+      <w:r>
+        <w:rPr>
+          <w:rFonts w:ascii="Times New Roman" w:hAnsi="Times New Roman"/>
+          <w:color w:val="000000"/>
+          <w:sz w:val="24"/>
+          <w:szCs w:val="24"/>
+        </w:rPr>
+        <w:t>рство і сила, і слава Отця, і Сина, і Святого Духа</w:t>
+      </w:r>
+      <w:r>
+        <w:rPr>
+          <w:rFonts w:ascii="Times New Roman" w:hAnsi="Times New Roman"/>
+          <w:sz w:val="24"/>
+          <w:szCs w:val="24"/>
+        </w:rPr>
+        <w:t>, нині і повсякчас, і на віки віків.</w:t>
       </w:r>
     </w:p>
     <w:p>
@@ -11162,17 +11708,37 @@
         <w:rPr>
           <w:rFonts w:ascii="Times New Roman" w:hAnsi="Times New Roman"/>
           <w:i/>
-          <w:color w:val="FF4400"/>
-          <w:sz w:val="24"/>
-        </w:rPr>
-        <w:t>Священик:</w:t>
-      </w:r>
-      <w:r>
-        <w:rPr>
-          <w:rFonts w:ascii="Times New Roman" w:hAnsi="Times New Roman"/>
-          <w:sz w:val="24"/>
-        </w:rPr>
-        <w:t xml:space="preserve"> Бо Ти благий і Чоловіколюбець Бог єси і Тобі славу возсилаємо Отцю, і Сину, і Святому Духові, нині і повсякчас, і на віки віків.</w:t>
+          <w:color w:val="FF0000"/>
+          <w:sz w:val="24"/>
+          <w:szCs w:val="24"/>
+        </w:rPr>
+        <w:t>Священик: </w:t>
+      </w:r>
+      <w:r>
+        <w:rPr>
+          <w:rFonts w:ascii="Times New Roman" w:hAnsi="Times New Roman"/>
+          <w:color w:val="000000"/>
+          <w:sz w:val="24"/>
+          <w:szCs w:val="24"/>
+        </w:rPr>
+        <w:t>Бо Т</w:t>
+      </w:r>
+      <w:r>
+        <w:rPr>
+          <w:rFonts w:ascii="Times New Roman" w:hAnsi="Times New Roman"/>
+          <w:color w:val="000000"/>
+          <w:sz w:val="24"/>
+          <w:szCs w:val="24"/>
+        </w:rPr>
+        <w:t>и благий і Чоловіколюбець Бог єси і Тобі славу возсилаємо Отцю, і Сину, і Святому Духові</w:t>
+      </w:r>
+      <w:r>
+        <w:rPr>
+          <w:rFonts w:ascii="Times New Roman" w:hAnsi="Times New Roman"/>
+          <w:sz w:val="24"/>
+          <w:szCs w:val="24"/>
+        </w:rPr>
+        <w:t>, нині і повсякчас, і на віки віків.</w:t>
       </w:r>
     </w:p>
     <w:p>
@@ -12733,17 +13299,36 @@
         <w:rPr>
           <w:rFonts w:ascii="Times New Roman" w:hAnsi="Times New Roman"/>
           <w:i/>
-          <w:color w:val="FF4400"/>
-          <w:sz w:val="24"/>
-        </w:rPr>
-        <w:t>Священик:</w:t>
-      </w:r>
-      <w:r>
-        <w:rPr>
-          <w:rFonts w:ascii="Times New Roman" w:hAnsi="Times New Roman"/>
-          <w:sz w:val="24"/>
-        </w:rPr>
-        <w:t xml:space="preserve"> Бо Ти Бог наш і Тобі славу возсилаємо: Отцю, і Сину, і Святому Духові, нині і повсякчас, і на віки віків.</w:t>
+          <w:color w:val="FF0000"/>
+          <w:sz w:val="24"/>
+          <w:szCs w:val="24"/>
+        </w:rPr>
+        <w:t>Священик: </w:t>
+      </w:r>
+      <w:r>
+        <w:rPr>
+          <w:rFonts w:ascii="Times New Roman" w:hAnsi="Times New Roman"/>
+          <w:color w:val="000000"/>
+          <w:sz w:val="24"/>
+          <w:szCs w:val="24"/>
+        </w:rPr>
+        <w:t>Бо Ти Бог наш і Тобі славу возсилаємо: Отцю, і Сину, і Святому Духові</w:t>
+      </w:r>
+      <w:r>
+        <w:rPr>
+          <w:rFonts w:ascii="Times New Roman" w:hAnsi="Times New Roman"/>
+          <w:sz w:val="24"/>
+          <w:szCs w:val="24"/>
+        </w:rPr>
+        <w:t>, нині і повсякчас</w:t>
+      </w:r>
+      <w:r>
+        <w:rPr>
+          <w:rFonts w:ascii="Times New Roman" w:hAnsi="Times New Roman"/>
+          <w:sz w:val="24"/>
+          <w:szCs w:val="24"/>
+        </w:rPr>
+        <w:t>, і на віки віків.</w:t>
       </w:r>
     </w:p>
     <w:p>
@@ -13816,17 +14401,28 @@
         <w:rPr>
           <w:rFonts w:ascii="Times New Roman" w:hAnsi="Times New Roman"/>
           <w:i/>
-          <w:color w:val="FF4400"/>
-          <w:sz w:val="24"/>
-        </w:rPr>
-        <w:t>Священик:</w:t>
-      </w:r>
-      <w:r>
-        <w:rPr>
-          <w:rFonts w:ascii="Times New Roman" w:hAnsi="Times New Roman"/>
-          <w:sz w:val="24"/>
-        </w:rPr>
-        <w:t xml:space="preserve"> Бо Ти цар миру і Спас душ наших і Тобі славу возсилаємо: Отцю, і Сину, і Святому Духові, нині і повсякчас, і на віки віків.</w:t>
+          <w:color w:val="FF0000"/>
+          <w:sz w:val="24"/>
+          <w:szCs w:val="24"/>
+        </w:rPr>
+        <w:t>Священик: </w:t>
+      </w:r>
+      <w:r>
+        <w:rPr>
+          <w:rFonts w:ascii="Times New Roman" w:hAnsi="Times New Roman"/>
+          <w:color w:val="000000"/>
+          <w:sz w:val="24"/>
+          <w:szCs w:val="24"/>
+        </w:rPr>
+        <w:t>Бо Ти цар миру і Спас душ наших і Тобі славу возсилаємо: Отцю, і Сину, і Святому Духові</w:t>
+      </w:r>
+      <w:r>
+        <w:rPr>
+          <w:rFonts w:ascii="Times New Roman" w:hAnsi="Times New Roman"/>
+          <w:sz w:val="24"/>
+          <w:szCs w:val="24"/>
+        </w:rPr>
+        <w:t>, нині і повсякчас, і на віки віків.</w:t>
       </w:r>
     </w:p>
     <w:p>
@@ -15281,17 +15877,28 @@
         <w:rPr>
           <w:rFonts w:ascii="Times New Roman" w:hAnsi="Times New Roman"/>
           <w:i/>
-          <w:color w:val="FF4400"/>
-          <w:sz w:val="24"/>
-        </w:rPr>
-        <w:t>Священик:</w:t>
-      </w:r>
-      <w:r>
-        <w:rPr>
-          <w:rFonts w:ascii="Times New Roman" w:hAnsi="Times New Roman"/>
-          <w:sz w:val="24"/>
-        </w:rPr>
-        <w:t xml:space="preserve"> Бо Тебе хвалять усі сили небесні і Тобі славу возсилаємо: Отцю, і Сину, і Святому Духові, нині і повсякчас, і на віки віків.</w:t>
+          <w:color w:val="FF0000"/>
+          <w:sz w:val="24"/>
+          <w:szCs w:val="24"/>
+        </w:rPr>
+        <w:t>Священик: </w:t>
+      </w:r>
+      <w:r>
+        <w:rPr>
+          <w:rFonts w:ascii="Times New Roman" w:hAnsi="Times New Roman"/>
+          <w:color w:val="000000"/>
+          <w:sz w:val="24"/>
+          <w:szCs w:val="24"/>
+        </w:rPr>
+        <w:t>Бо Тебе хвалять усі сили небесні і Тобі славу возсилаємо: Отцю, і Сину, і Святому Духові</w:t>
+      </w:r>
+      <w:r>
+        <w:rPr>
+          <w:rFonts w:ascii="Times New Roman" w:hAnsi="Times New Roman"/>
+          <w:sz w:val="24"/>
+          <w:szCs w:val="24"/>
+        </w:rPr>
+        <w:t>, нині і повсякчас, і на віки віків.</w:t>
       </w:r>
     </w:p>
     <w:p>
@@ -16162,8 +16769,9 @@
         <w:rPr>
           <w:rFonts w:ascii="Times New Roman" w:hAnsi="Times New Roman"/>
           <w:i/>
-          <w:color w:val="FF4400"/>
-          <w:sz w:val="24"/>
+          <w:color w:val="FF0000"/>
+          <w:sz w:val="24"/>
+          <w:szCs w:val="24"/>
         </w:rPr>
         <w:t>Священик:</w:t>
       </w:r>
@@ -16171,6 +16779,7 @@
         <w:rPr>
           <w:rFonts w:ascii="Times New Roman" w:hAnsi="Times New Roman"/>
           <w:sz w:val="24"/>
+          <w:szCs w:val="24"/>
         </w:rPr>
         <w:t xml:space="preserve"> Слава тобі, що Світло нам показав!</w:t>
       </w:r>
@@ -17097,17 +17706,28 @@
         <w:rPr>
           <w:rFonts w:ascii="Times New Roman" w:hAnsi="Times New Roman"/>
           <w:i/>
-          <w:color w:val="FF4400"/>
-          <w:sz w:val="24"/>
+          <w:color w:val="FF0000"/>
+          <w:sz w:val="24"/>
+          <w:szCs w:val="24"/>
         </w:rPr>
         <w:t>Священик:</w:t>
       </w:r>
       <w:r>
         <w:rPr>
           <w:rFonts w:ascii="Times New Roman" w:hAnsi="Times New Roman"/>
-          <w:sz w:val="24"/>
-        </w:rPr>
-        <w:t xml:space="preserve"> Бо ти Бог милости, ласк і чоловіколюбности, і тобі славу віддаємо: Отцю, і Сину, і Святому Духові, нині і повсякчас, і на віки віків.</w:t>
+          <w:color w:val="FF0000"/>
+          <w:sz w:val="24"/>
+          <w:szCs w:val="24"/>
+        </w:rPr>
+        <w:t xml:space="preserve"> </w:t>
+      </w:r>
+      <w:r>
+        <w:rPr>
+          <w:rFonts w:ascii="Times New Roman" w:hAnsi="Times New Roman"/>
+          <w:sz w:val="24"/>
+          <w:szCs w:val="24"/>
+        </w:rPr>
+        <w:t>Бо ти Бог милости, ласк і чоловіколюбности, і тобі славу віддаємо: Отцю, і Сину, і Святому Духові, нині і повсякчас, і на віки віків.</w:t>
       </w:r>
     </w:p>
     <w:p>
@@ -17162,8 +17782,9 @@
         <w:rPr>
           <w:rFonts w:ascii="Times New Roman" w:hAnsi="Times New Roman"/>
           <w:i/>
-          <w:color w:val="FF4400"/>
-          <w:sz w:val="24"/>
+          <w:color w:val="FF0000"/>
+          <w:sz w:val="24"/>
+          <w:szCs w:val="24"/>
         </w:rPr>
         <w:t>Священик:</w:t>
       </w:r>
@@ -17171,6 +17792,7 @@
         <w:rPr>
           <w:rFonts w:ascii="Times New Roman" w:hAnsi="Times New Roman"/>
           <w:sz w:val="24"/>
+          <w:szCs w:val="24"/>
         </w:rPr>
         <w:t xml:space="preserve"> Мир всім.</w:t>
       </w:r>
@@ -17959,8 +18581,9 @@
         <w:rPr>
           <w:rFonts w:ascii="Times New Roman" w:hAnsi="Times New Roman"/>
           <w:i/>
-          <w:color w:val="FF4400"/>
-          <w:sz w:val="24"/>
+          <w:color w:val="FF0000"/>
+          <w:sz w:val="24"/>
+          <w:szCs w:val="24"/>
         </w:rPr>
         <w:t>Священик:</w:t>
       </w:r>
@@ -17968,6 +18591,7 @@
         <w:rPr>
           <w:rFonts w:ascii="Times New Roman" w:hAnsi="Times New Roman"/>
           <w:sz w:val="24"/>
+          <w:szCs w:val="24"/>
         </w:rPr>
         <w:t xml:space="preserve"> Бо твоє є царство, і сила, і слава, Отця, і Сина, і Святого Духа, нині і повсякчас, і на віки віків.</w:t>
       </w:r>
@@ -18056,90 +18680,204 @@
     </w:p>
     <w:p>
       <w:pPr>
-        <w:pStyle w:val="a"/>
-        <w:spacing w:after="160"/>
-      </w:pPr>
-      <w:r>
-        <w:rPr>
-          <w:rFonts w:ascii="Times New Roman" w:hAnsi="Times New Roman"/>
-          <w:i/>
-          <w:color w:val="FF0000"/>
-          <w:sz w:val="24"/>
-        </w:rPr>
-        <w:t>Тропар (г. 4):</w:t>
-      </w:r>
-      <w:r>
-        <w:rPr>
-          <w:rFonts w:ascii="Times New Roman" w:hAnsi="Times New Roman"/>
-          <w:color w:val="000000"/>
-          <w:sz w:val="24"/>
-        </w:rPr>
-        <w:t xml:space="preserve"> Мученики Твої, Господи* у </w:t>
-      </w:r>
-      <w:r>
-        <w:rPr>
-          <w:rFonts w:ascii="Times New Roman" w:hAnsi="Times New Roman"/>
-          <w:sz w:val="24"/>
-        </w:rPr>
-        <w:t>стражданнях</w:t>
-      </w:r>
-      <w:r>
-        <w:rPr>
-          <w:rFonts w:ascii="Times New Roman" w:hAnsi="Times New Roman"/>
-          <w:color w:val="000000"/>
-          <w:sz w:val="24"/>
-        </w:rPr>
-        <w:t xml:space="preserve"> своїх прийняли вінець нетлінний від Тебе, Бога нашого,* мавши бо кріпость Твою, вони мучителів подолали,* сокрушили і демонів зухвальства безсильні.* Їх молитвами с</w:t>
-      </w:r>
-      <w:r>
-        <w:rPr>
-          <w:rFonts w:ascii="Times New Roman" w:hAnsi="Times New Roman"/>
-          <w:color w:val="000000"/>
-          <w:sz w:val="24"/>
-        </w:rPr>
-        <w:t>паси душі наші.</w:t>
-      </w:r>
-    </w:p>
-    <w:p>
-      <w:pPr>
-        <w:pStyle w:val="Normal"/>
+        <w:pBdr>
+          <w:top w:val="nil"/>
+          <w:left w:val="nil"/>
+          <w:bottom w:val="nil"/>
+          <w:right w:val="nil"/>
+          <w:between w:val="nil"/>
+        </w:pBdr>
+        <w:spacing w:after="120"/>
+        <w:jc w:val="both"/>
+        <w:rPr>
+          <w:rFonts w:ascii="Times New Roman" w:hAnsi="Times New Roman"/>
+          <w:color w:val="FF0000"/>
+          <w:sz w:val="24"/>
+          <w:szCs w:val="24"/>
+        </w:rPr>
+      </w:pPr>
+      <w:r>
+        <w:rPr>
+          <w:rFonts w:ascii="Times New Roman" w:hAnsi="Times New Roman"/>
+          <w:i/>
+          <w:color w:val="FF0000"/>
+          <w:sz w:val="24"/>
+          <w:szCs w:val="24"/>
+          <w:highlight w:val="white"/>
+        </w:rPr>
+        <w:t>(г. 3):</w:t>
+      </w:r>
+      <w:r>
+        <w:rPr>
+          <w:rFonts w:ascii="Times New Roman" w:hAnsi="Times New Roman"/>
+          <w:color w:val="FF0000"/>
+          <w:sz w:val="24"/>
+          <w:szCs w:val="24"/>
+          <w:highlight w:val="white"/>
+        </w:rPr>
+        <w:t xml:space="preserve"> </w:t>
+      </w:r>
+      <w:r>
+        <w:rPr>
+          <w:rFonts w:ascii="Times New Roman" w:hAnsi="Times New Roman"/>
+          <w:color w:val="000000"/>
+          <w:sz w:val="24"/>
+          <w:szCs w:val="24"/>
+          <w:highlight w:val="white"/>
+        </w:rPr>
+        <w:t>Стовпом православ'я був єси,</w:t>
+      </w:r>
+      <w:r>
+        <w:rPr>
+          <w:rFonts w:ascii="Times New Roman" w:hAnsi="Times New Roman"/>
+          <w:color w:val="000000"/>
+          <w:sz w:val="24"/>
+          <w:szCs w:val="24"/>
+        </w:rPr>
+        <w:t>*</w:t>
+      </w:r>
+      <w:r>
+        <w:rPr>
+          <w:rFonts w:ascii="Times New Roman" w:hAnsi="Times New Roman"/>
+          <w:color w:val="000000"/>
+          <w:sz w:val="24"/>
+          <w:szCs w:val="24"/>
+          <w:highlight w:val="white"/>
+        </w:rPr>
+        <w:t xml:space="preserve"> божественними догматами Церкву підпираючи,</w:t>
+      </w:r>
+      <w:r>
+        <w:rPr>
+          <w:rFonts w:ascii="Times New Roman" w:hAnsi="Times New Roman"/>
+          <w:color w:val="000000"/>
+          <w:sz w:val="24"/>
+          <w:szCs w:val="24"/>
+        </w:rPr>
+        <w:t>*</w:t>
+      </w:r>
+      <w:r>
+        <w:rPr>
+          <w:rFonts w:ascii="Times New Roman" w:hAnsi="Times New Roman"/>
+          <w:color w:val="000000"/>
+          <w:sz w:val="24"/>
+          <w:szCs w:val="24"/>
+          <w:highlight w:val="white"/>
+        </w:rPr>
+        <w:t xml:space="preserve"> священноначальнику Атаназію,</w:t>
+      </w:r>
+      <w:r>
+        <w:rPr>
+          <w:rFonts w:ascii="Times New Roman" w:hAnsi="Times New Roman"/>
+          <w:color w:val="000000"/>
+          <w:sz w:val="24"/>
+          <w:szCs w:val="24"/>
+        </w:rPr>
+        <w:t>*</w:t>
+      </w:r>
+      <w:r>
+        <w:rPr>
+          <w:rFonts w:ascii="Times New Roman" w:hAnsi="Times New Roman"/>
+          <w:color w:val="000000"/>
+          <w:sz w:val="24"/>
+          <w:szCs w:val="24"/>
+          <w:highlight w:val="white"/>
+        </w:rPr>
+        <w:t xml:space="preserve"> Отцеві бо єдиносущного Сина проповідувавши,</w:t>
+      </w:r>
+      <w:r>
+        <w:rPr>
+          <w:rFonts w:ascii="Times New Roman" w:hAnsi="Times New Roman"/>
+          <w:color w:val="000000"/>
+          <w:sz w:val="24"/>
+          <w:szCs w:val="24"/>
+        </w:rPr>
+        <w:t>*</w:t>
+      </w:r>
+      <w:r>
+        <w:rPr>
+          <w:rFonts w:ascii="Times New Roman" w:hAnsi="Times New Roman"/>
+          <w:color w:val="000000"/>
+          <w:sz w:val="24"/>
+          <w:szCs w:val="24"/>
+          <w:highlight w:val="white"/>
+        </w:rPr>
+        <w:t xml:space="preserve"> осоромив ти Арія, отче преподобний,</w:t>
+      </w:r>
+      <w:r>
+        <w:rPr>
+          <w:rFonts w:ascii="Times New Roman" w:hAnsi="Times New Roman"/>
+          <w:color w:val="000000"/>
+          <w:sz w:val="24"/>
+          <w:szCs w:val="24"/>
+        </w:rPr>
+        <w:t>*</w:t>
+      </w:r>
+      <w:r>
+        <w:rPr>
+          <w:rFonts w:ascii="Times New Roman" w:hAnsi="Times New Roman"/>
+          <w:color w:val="000000"/>
+          <w:sz w:val="24"/>
+          <w:szCs w:val="24"/>
+          <w:highlight w:val="white"/>
+        </w:rPr>
+        <w:t xml:space="preserve"> Христа Бога моли, щоб дарував нас велику милість.</w:t>
+      </w:r>
+    </w:p>
+    <w:p>
+      <w:pPr>
+        <w:spacing w:after="120"/>
+        <w:jc w:val="both"/>
+        <w:rPr>
+          <w:rFonts w:ascii="Times New Roman" w:hAnsi="Times New Roman"/>
+          <w:sz w:val="24"/>
+          <w:szCs w:val="24"/>
+        </w:rPr>
       </w:pPr>
       <w:r>
         <w:rPr>
           <w:rFonts w:ascii="Times New Roman" w:hAnsi="Times New Roman"/>
           <w:b/>
           <w:sz w:val="24"/>
-        </w:rPr>
-        <w:t xml:space="preserve">І нині: </w:t>
-      </w:r>
-      <w:r>
-        <w:rPr>
-          <w:rFonts w:ascii="Times New Roman" w:hAnsi="Times New Roman"/>
-          <w:i/>
-          <w:color w:val="FF4400"/>
-          <w:sz w:val="24"/>
-        </w:rPr>
-        <w:t>Тропар (г. 8):</w:t>
-      </w:r>
-      <w:r>
-        <w:rPr>
-          <w:rFonts w:ascii="Times New Roman" w:hAnsi="Times New Roman"/>
-          <w:sz w:val="24"/>
+          <w:szCs w:val="24"/>
+        </w:rPr>
+        <w:t>Слава: і нині:</w:t>
+      </w:r>
+      <w:r>
+        <w:rPr>
+          <w:rFonts w:ascii="Times New Roman" w:hAnsi="Times New Roman"/>
+          <w:sz w:val="24"/>
+          <w:szCs w:val="24"/>
         </w:rPr>
         <w:t xml:space="preserve"> </w:t>
       </w:r>
       <w:r>
         <w:rPr>
           <w:rFonts w:ascii="Times New Roman" w:hAnsi="Times New Roman"/>
-          <w:color w:val="333333"/>
-          <w:sz w:val="24"/>
-        </w:rPr>
-        <w:t>В переполовення празника спраглу душу мою благочестя напій водами,* до всіх бо, Спасе, закликав Ти:* Спраглий нехай гряде до мене і нехай п’є.* Джерело життя нашого, Христе Боже, слава Тобі.</w:t>
-      </w:r>
-    </w:p>
-    <w:p>
-      <w:pPr>
-        <w:pStyle w:val="Normal"/>
+          <w:i/>
+          <w:color w:val="FF0000"/>
+          <w:sz w:val="24"/>
+          <w:szCs w:val="24"/>
+        </w:rPr>
+        <w:t>(г. 8):</w:t>
+      </w:r>
+      <w:r>
+        <w:rPr>
+          <w:rFonts w:ascii="Times New Roman" w:hAnsi="Times New Roman"/>
+          <w:sz w:val="24"/>
+          <w:szCs w:val="24"/>
+        </w:rPr>
+        <w:t xml:space="preserve"> В переполовення празника спраглу душу мою благочестя напій водами,* до всіх бо, Спасе, закликав Ти:* Спраглий нехай гряде до мене і нехай п’є.* Джерело життя нашого, Христе Боже, слава Тобі.</w:t>
+      </w:r>
+    </w:p>
+    <w:p>
+      <w:pPr>
+        <w:spacing w:after="120"/>
+        <w:jc w:val="both"/>
+        <w:rPr>
+          <w:rFonts w:ascii="Times New Roman" w:hAnsi="Times New Roman"/>
+          <w:sz w:val="24"/>
+          <w:szCs w:val="24"/>
+        </w:rPr>
       </w:pPr>
     </w:p>
     <w:p>
@@ -18486,17 +19224,29 @@
         <w:rPr>
           <w:rFonts w:ascii="Times New Roman" w:hAnsi="Times New Roman"/>
           <w:i/>
-          <w:color w:val="FF4400"/>
-          <w:sz w:val="24"/>
+          <w:color w:val="FF0000"/>
+          <w:sz w:val="24"/>
+          <w:szCs w:val="24"/>
         </w:rPr>
         <w:t>Священик:</w:t>
       </w:r>
       <w:r>
         <w:rPr>
           <w:rFonts w:ascii="Times New Roman" w:hAnsi="Times New Roman"/>
-          <w:sz w:val="24"/>
-        </w:rPr>
-        <w:t xml:space="preserve"> Бо милостивий і чоловіколюбець Бог єси, і тобі славу возсилаємо, Отцю, і Сину, і Святому Духові, нині і повсякчас, і на віки віків.</w:t>
+          <w:color w:val="FF0000"/>
+          <w:sz w:val="24"/>
+          <w:szCs w:val="24"/>
+        </w:rPr>
+        <w:t xml:space="preserve"> </w:t>
+      </w:r>
+      <w:r>
+        <w:rPr>
+          <w:rFonts w:ascii="Times New Roman" w:hAnsi="Times New Roman"/>
+          <w:color w:val="000000"/>
+          <w:sz w:val="24"/>
+          <w:szCs w:val="24"/>
+        </w:rPr>
+        <w:t>Бо милостивий і чоловіколюбець Бог єси, і тобі славу возсилаємо, Отцю, і Сину, і Святому Духові, нині і повсякчас, і на віки віків.</w:t>
       </w:r>
     </w:p>
     <w:p>
@@ -18621,17 +19371,20 @@
         <w:rPr>
           <w:rFonts w:ascii="Times New Roman" w:hAnsi="Times New Roman"/>
           <w:i/>
-          <w:color w:val="FF4400"/>
-          <w:sz w:val="24"/>
+          <w:color w:val="FF0000"/>
+          <w:sz w:val="24"/>
+          <w:szCs w:val="24"/>
         </w:rPr>
         <w:t>Священик:</w:t>
       </w:r>
       <w:r>
         <w:rPr>
           <w:rFonts w:ascii="Times New Roman" w:hAnsi="Times New Roman"/>
-          <w:sz w:val="24"/>
-        </w:rPr>
-        <w:t xml:space="preserve"> Слава тобі, Христе Боже, надіє наша, слава тобі!</w:t>
+          <w:color w:val="000000"/>
+          <w:sz w:val="24"/>
+          <w:szCs w:val="24"/>
+        </w:rPr>
+        <w:t> Слава тобі, Христе Боже, надіє наша, слава тобі!</w:t>
       </w:r>
     </w:p>
     <w:p>
@@ -18695,37 +19448,86 @@
       </w:r>
     </w:p>
     <w:p>
-      <w:r>
-        <w:rPr>
-          <w:rFonts w:ascii="Times New Roman" w:hAnsi="Times New Roman"/>
-          <w:i/>
-          <w:color w:val="FF4400"/>
-          <w:sz w:val="24"/>
+      <w:pPr>
+        <w:spacing w:after="120"/>
+        <w:jc w:val="both"/>
+        <w:rPr>
+          <w:rFonts w:ascii="Times New Roman" w:hAnsi="Times New Roman"/>
+          <w:sz w:val="24"/>
+          <w:szCs w:val="24"/>
+        </w:rPr>
+      </w:pPr>
+      <w:r>
+        <w:rPr>
+          <w:rFonts w:ascii="Times New Roman" w:hAnsi="Times New Roman"/>
+          <w:i/>
+          <w:color w:val="FF0000"/>
+          <w:sz w:val="24"/>
+          <w:szCs w:val="24"/>
         </w:rPr>
         <w:t>Священик:</w:t>
       </w:r>
       <w:r>
         <w:rPr>
           <w:rFonts w:ascii="Times New Roman" w:hAnsi="Times New Roman"/>
-          <w:sz w:val="24"/>
-        </w:rPr>
-        <w:t xml:space="preserve"> Христос, істинний Бог наш - молитвами пречистої Своєї Матері, заступництвом чесних небесних сил безтілесних, святих славних і всехвальних апостолів, святого, </w:t>
-      </w:r>
-      <w:r>
-        <w:rPr>
-          <w:rFonts w:ascii="Times New Roman" w:hAnsi="Times New Roman"/>
-          <w:i/>
-          <w:color w:val="FF4400"/>
-          <w:sz w:val="24"/>
-        </w:rPr>
-        <w:t>якого є храм</w:t>
-      </w:r>
-      <w:r>
-        <w:rPr>
-          <w:rFonts w:ascii="Times New Roman" w:hAnsi="Times New Roman"/>
-          <w:sz w:val="24"/>
-        </w:rPr>
-        <w:t>, святого мученика Лукиліяна і тих, що з ним і всіх святих - помилує і спасе нас як благий і людинолюбний.</w:t>
+          <w:color w:val="FF0000"/>
+          <w:sz w:val="24"/>
+          <w:szCs w:val="24"/>
+        </w:rPr>
+        <w:t xml:space="preserve"> </w:t>
+      </w:r>
+      <w:r>
+        <w:rPr>
+          <w:rFonts w:ascii="Times New Roman" w:hAnsi="Times New Roman"/>
+          <w:sz w:val="24"/>
+          <w:szCs w:val="24"/>
+        </w:rPr>
+        <w:t xml:space="preserve">Христос, що воскрес із мертвих, істинний Бог наш, молитвами пречистої своєї Матері, святих, славних і всехвальних апостолів. і святого </w:t>
+      </w:r>
+      <w:r>
+        <w:rPr>
+          <w:rFonts w:ascii="Times New Roman" w:hAnsi="Times New Roman"/>
+          <w:i/>
+          <w:color w:val="FF0000"/>
+          <w:sz w:val="24"/>
+          <w:szCs w:val="24"/>
+        </w:rPr>
+        <w:t>(ім'я, якого є х</w:t>
+      </w:r>
+      <w:r>
+        <w:rPr>
+          <w:rFonts w:ascii="Times New Roman" w:hAnsi="Times New Roman"/>
+          <w:i/>
+          <w:color w:val="FF0000"/>
+          <w:sz w:val="24"/>
+          <w:szCs w:val="24"/>
+        </w:rPr>
+        <w:t>рам)</w:t>
+      </w:r>
+      <w:r>
+        <w:rPr>
+          <w:rFonts w:ascii="Times New Roman" w:hAnsi="Times New Roman"/>
+          <w:sz w:val="24"/>
+          <w:szCs w:val="24"/>
+        </w:rPr>
+        <w:t xml:space="preserve">, і </w:t>
+      </w:r>
+      <w:r>
+        <w:rPr>
+          <w:rFonts w:ascii="Times New Roman" w:hAnsi="Times New Roman"/>
+          <w:color w:val="000000"/>
+          <w:sz w:val="24"/>
+          <w:szCs w:val="24"/>
+        </w:rPr>
+        <w:t>свя</w:t>
+      </w:r>
+      <w:r>
+        <w:rPr>
+          <w:rFonts w:ascii="Times New Roman" w:hAnsi="Times New Roman"/>
+          <w:sz w:val="24"/>
+          <w:szCs w:val="24"/>
+        </w:rPr>
+        <w:t>того отця нашого Атанасія Великого, архиєпископа Олександрійського, і всіх святих, помилує і спасе нас, як благий і чоловіколюбець.</w:t>
       </w:r>
     </w:p>
     <w:p>
